--- a/诉讼文书模板/2-证据目录模板.docx
+++ b/诉讼文书模板/2-证据目录模板.docx
@@ -482,19 +482,7 @@
         <w:rPr>
           <w:rFonts w:hint="eastAsia"/>
         </w:rPr>
-        <w:t>{loan_contract_date1}</w:t>
-      </w:r>
-      <w:r>
-        <w:rPr>
-          <w:rFonts w:hint="eastAsia"/>
-        </w:rPr>
-        <w:t>、</w:t>
-      </w:r>
-      <w:r>
-        <w:rPr>
-          <w:rFonts w:hint="eastAsia"/>
-        </w:rPr>
-        <w:t>{loan_contract_date2}</w:t>
+        <w:t>{loan_contract_date}</w:t>
       </w:r>
       <w:r>
         <w:rPr>
@@ -532,118 +520,19 @@
         <w:ind w:firstLine="560"/>
       </w:pPr>
       <w:r>
-        <w:rPr>
-          <w:rFonts w:hint="eastAsia"/>
-        </w:rPr>
         <w:lastRenderedPageBreak/>
         <w:t>证明：</w:t>
       </w:r>
       <w:r>
-        <w:rPr>
-          <w:rFonts w:hint="eastAsia"/>
-        </w:rPr>
         <w:t>1</w:t>
       </w:r>
       <w:r>
-        <w:rPr>
-          <w:rFonts w:hint="eastAsia"/>
-        </w:rPr>
         <w:t>、</w:t>
       </w:r>
       <w:r>
-        <w:rPr>
-          <w:rFonts w:hint="eastAsia"/>
-        </w:rPr>
-        <w:t>{loan_contract_date1}</w:t>
-      </w:r>
-      <w:r>
-        <w:rPr>
-          <w:rFonts w:hint="eastAsia"/>
-        </w:rPr>
-        <w:t>签订借款本金为</w:t>
-      </w:r>
-      <w:r>
-        <w:rPr>
-          <w:rFonts w:hint="eastAsia"/>
-        </w:rPr>
-        <w:t>{principal1}</w:t>
-      </w:r>
-      <w:r>
-        <w:rPr>
-          <w:rFonts w:hint="eastAsia"/>
-        </w:rPr>
-        <w:t>元，年利率为</w:t>
-      </w:r>
-      <w:r>
-        <w:rPr>
-          <w:rFonts w:hint="eastAsia"/>
-        </w:rPr>
-        <w:t>{principal_rate1}</w:t>
-      </w:r>
-      <w:r>
-        <w:rPr>
-          <w:rFonts w:hint="eastAsia"/>
-        </w:rPr>
-        <w:t>的《</w:t>
-      </w:r>
-      <w:r>
-        <w:rPr>
-          <w:rFonts w:hint="eastAsia"/>
-        </w:rPr>
-        <w:t>借款合同</w:t>
-      </w:r>
-      <w:r>
-        <w:rPr>
-          <w:rFonts w:hint="eastAsia"/>
-        </w:rPr>
-        <w:t>》；</w:t>
-      </w:r>
-      <w:r>
-        <w:rPr>
-          <w:rFonts w:hint="eastAsia"/>
-        </w:rPr>
-        <w:t>{loan_contract_date2}</w:t>
-      </w:r>
-      <w:r>
-        <w:rPr>
-          <w:rFonts w:hint="eastAsia"/>
-        </w:rPr>
-        <w:t>签订借款本金为</w:t>
-      </w:r>
-      <w:r>
-        <w:rPr>
-          <w:rFonts w:hint="eastAsia"/>
-        </w:rPr>
-        <w:t>{principal2}</w:t>
-      </w:r>
-      <w:r>
-        <w:rPr>
-          <w:rFonts w:hint="eastAsia"/>
-        </w:rPr>
-        <w:t>元，年利率为</w:t>
-      </w:r>
-      <w:r>
-        <w:rPr>
-          <w:rFonts w:hint="eastAsia"/>
-        </w:rPr>
-        <w:t>{principal_rate2}</w:t>
-      </w:r>
-      <w:r>
-        <w:rPr>
-          <w:rFonts w:hint="eastAsia"/>
-        </w:rPr>
-        <w:t>的</w:t>
-      </w:r>
-      <w:r>
-        <w:rPr>
-          <w:rFonts w:hint="eastAsia"/>
-        </w:rPr>
-        <w:t>《借款合同》</w:t>
-      </w:r>
-      <w:r>
-        <w:rPr>
-          <w:rFonts w:hint="eastAsia"/>
-        </w:rPr>
+        <w:t>{loan_contract_proof}</w:t>
+      </w:r>
+      <w:r>
         <w:t>；</w:t>
       </w:r>
     </w:p>
@@ -833,13 +722,7 @@
         <w:rPr>
           <w:rFonts w:hint="eastAsia"/>
         </w:rPr>
-        <w:t>2</w:t>
-      </w:r>
-      <w:r>
-        <w:rPr>
-          <w:rFonts w:hint="eastAsia"/>
-        </w:rPr>
-        <w:t>}</w:t>
+        <w:t>2}</w:t>
       </w:r>
       <w:r>
         <w:rPr>
@@ -974,13 +857,7 @@
         <w:rPr>
           <w:rFonts w:hint="eastAsia"/>
         </w:rPr>
-        <w:t>3</w:t>
-      </w:r>
-      <w:r>
-        <w:rPr>
-          <w:rFonts w:hint="eastAsia"/>
-        </w:rPr>
-        <w:t>}</w:t>
+        <w:t>3}</w:t>
       </w:r>
       <w:r>
         <w:rPr>
@@ -1016,9 +893,6 @@
       <w:pPr>
         <w:ind w:firstLine="560"/>
         <w:jc w:val="right"/>
-        <w:rPr>
-          <w:rFonts w:hint="eastAsia"/>
-        </w:rPr>
       </w:pPr>
       <w:r>
         <w:rPr>

--- a/诉讼文书模板/2-证据目录模板.docx
+++ b/诉讼文书模板/2-证据目录模板.docx
@@ -313,7 +313,7 @@
           <w:b/>
           <w:bCs/>
         </w:rPr>
-        <w:t>证据二、《数字证书签名验证报告》及《借款额度合同》。</w:t>
+        <w:t>证据二、《数字证书签名验证报告》及《额度合同》。</w:t>
       </w:r>
       <w:r>
         <w:rPr>

--- a/诉讼文书模板/2-证据目录模板.docx
+++ b/诉讼文书模板/2-证据目录模板.docx
@@ -133,7 +133,7 @@
         <w:rPr>
           <w:rFonts w:hint="eastAsia"/>
         </w:rPr>
-        <w:t>{loan_quota_date1}、{loan_quota_date2}，原告与{company_abbr}签订《借款额度合同》，共{loan_quota_num}份；</w:t>
+        <w:t>{loan_quota_date1}、{loan_quota_date2}，原告与{company_abbr}签订《额度合同》，共{loan_quota_num}份；</w:t>
       </w:r>
     </w:p>
     <w:p>
@@ -155,7 +155,7 @@
         <w:rPr>
           <w:rFonts w:hint="eastAsia"/>
         </w:rPr>
-        <w:t>2、依据《借款额度合同》相关条款，{company_abbr}未能按约定偿还贷款的，原告有权根据实际逾期天数从逾期之日起对贷款本金按照本合同项下借款借据书面约定的利率加</w:t>
+        <w:t>2、依据《额度合同》相关条款，{company_abbr}未能按约定偿还贷款的，原告有权根据实际逾期天数从逾期之日起对贷款本金按照本合同项下借款借据书面约定的利率加</w:t>
       </w:r>
       <w:r>
         <w:t>50%</w:t>
@@ -175,7 +175,7 @@
         <w:rPr>
           <w:rFonts w:hint="eastAsia"/>
         </w:rPr>
-        <w:t>3、验证上述《借款额度合同》签订手续合法，且未被修改，代表{company_abbr}真实意愿，合同真实有效。</w:t>
+        <w:t>3、验证上述《额度合同》签订手续合法，且未被修改，代表{company_abbr}真实意愿，合同真实有效。</w:t>
       </w:r>
     </w:p>
     <w:p>
@@ -188,132 +188,37 @@
           <w:b/>
           <w:bCs/>
         </w:rPr>
-        <w:t>证据三、《数字证书签名验证报告》及《借款借据》。</w:t>
-      </w:r>
-      <w:r>
-        <w:rPr>
-          <w:rFonts w:hint="eastAsia"/>
-        </w:rPr>
-        <w:t>{loan_contract_date}，原告与{company_abbr}签订《借款借据》，共{loan_contract_num}份；</w:t>
-      </w:r>
-    </w:p>
-    <w:p>
-      <w:pPr>
-        <w:ind w:firstLine="560"/>
-      </w:pPr>
-      <w:r>
-        <w:t>证明：1、{loan_contract_proof}；</w:t>
-      </w:r>
-    </w:p>
-    <w:p>
-      <w:pPr>
-        <w:ind w:firstLine="560"/>
-      </w:pPr>
-      <w:r>
-        <w:rPr>
-          <w:rFonts w:hint="eastAsia"/>
-        </w:rPr>
-        <w:t>2、验证上述《借款合同》签订手续合法，且未被修改，代表{company_abbr}真实意愿，合同真实有效。</w:t>
-      </w:r>
-    </w:p>
-    <w:p>
-      <w:pPr>
-        <w:ind w:firstLine="562"/>
-      </w:pPr>
+        <w:t>证据三、《数字证书签名验证报告》及《借款</w:t>
+      </w:r>
       <w:r>
         <w:rPr>
           <w:rFonts w:hint="eastAsia"/>
           <w:b/>
           <w:bCs/>
-        </w:rPr>
-        <w:t>证据四、放款存证。</w:t>
-      </w:r>
-      <w:r>
-        <w:rPr>
-          <w:rFonts w:hint="eastAsia"/>
-        </w:rPr>
-        <w:t>原告提供，共{p</w:t>
-      </w:r>
-      <w:r>
-        <w:t>age number</w:t>
-      </w:r>
-      <w:r>
-        <w:rPr>
-          <w:rFonts w:hint="eastAsia"/>
-        </w:rPr>
-        <w:t>1}页；</w:t>
-      </w:r>
-    </w:p>
-    <w:p>
-      <w:pPr>
-        <w:ind w:firstLine="560"/>
-      </w:pPr>
-      <w:r>
-        <w:rPr>
-          <w:rFonts w:hint="eastAsia"/>
-        </w:rPr>
-        <w:t>证明：原告于{loan_contract_date1}、{loan_contract_date2}向{company_abbr}账户支付{</w:t>
-      </w:r>
-      <w:r>
-        <w:t>loan_total</w:t>
-      </w:r>
-      <w:r>
-        <w:rPr>
-          <w:rFonts w:hint="eastAsia"/>
-        </w:rPr>
-        <w:t>}元借款，放款成功。</w:t>
-      </w:r>
-    </w:p>
-    <w:p>
-      <w:pPr>
-        <w:ind w:firstLine="562"/>
-      </w:pPr>
+          <w:lang w:val="en-US" w:eastAsia="zh-CN"/>
+        </w:rPr>
+        <w:t>合同</w:t>
+      </w:r>
       <w:r>
         <w:rPr>
           <w:rFonts w:hint="eastAsia"/>
           <w:b/>
           <w:bCs/>
         </w:rPr>
-        <w:t>证据五、还款流水。</w:t>
-      </w:r>
-      <w:r>
-        <w:rPr>
-          <w:rFonts w:hint="eastAsia"/>
-        </w:rPr>
-        <w:t>原告提供，共{p</w:t>
-      </w:r>
-      <w:r>
-        <w:t>age number</w:t>
-      </w:r>
-      <w:r>
-        <w:rPr>
-          <w:rFonts w:hint="eastAsia"/>
-        </w:rPr>
-        <w:t>2}页；</w:t>
-      </w:r>
-    </w:p>
-    <w:p>
-      <w:pPr>
-        <w:ind w:firstLine="560"/>
-      </w:pPr>
-      <w:r>
-        <w:rPr>
-          <w:rFonts w:hint="eastAsia"/>
-        </w:rPr>
-        <w:t>证明：截至{</w:t>
+        <w:t>》。</w:t>
+      </w:r>
+      <w:r>
+        <w:rPr>
+          <w:rFonts w:hint="eastAsia"/>
+        </w:rPr>
+        <w:t>{loan_contract_date}，原告与{company_abbr}签订《借款</w:t>
       </w:r>
       <w:r>
         <w:rPr>
           <w:rFonts w:hint="eastAsia"/>
           <w:lang w:val="en-US" w:eastAsia="zh-CN"/>
         </w:rPr>
-        <w:t>end_</w:t>
-      </w:r>
-      <w:r>
-        <w:rPr>
-          <w:rFonts w:hint="eastAsia"/>
-        </w:rPr>
-        <w:t>date}</w:t>
+        <w:t>合同</w:t>
       </w:r>
       <w:bookmarkStart w:id="0" w:name="_GoBack"/>
       <w:bookmarkEnd w:id="0"/>
@@ -321,7 +226,126 @@
         <w:rPr>
           <w:rFonts w:hint="eastAsia"/>
         </w:rPr>
-        <w:t>，{company_abbr}欠付借款本金{principal}元、利息{interest}元、罚息{penalty_cutoff}元。</w:t>
+        <w:t>》，共{loan_contract_num}份；</w:t>
+      </w:r>
+    </w:p>
+    <w:p>
+      <w:pPr>
+        <w:ind w:firstLine="560"/>
+      </w:pPr>
+      <w:r>
+        <w:t>证明：1、{loan_contract_proof}；</w:t>
+      </w:r>
+    </w:p>
+    <w:p>
+      <w:pPr>
+        <w:ind w:firstLine="560"/>
+      </w:pPr>
+      <w:r>
+        <w:rPr>
+          <w:rFonts w:hint="eastAsia"/>
+        </w:rPr>
+        <w:t>2、验证上述《借款合同》签订手续合法，且未被修改，代表{company_abbr}真实意愿，合同真实有效。</w:t>
+      </w:r>
+    </w:p>
+    <w:p>
+      <w:pPr>
+        <w:ind w:firstLine="562"/>
+      </w:pPr>
+      <w:r>
+        <w:rPr>
+          <w:rFonts w:hint="eastAsia"/>
+          <w:b/>
+          <w:bCs/>
+        </w:rPr>
+        <w:t>证据四、放款存证。</w:t>
+      </w:r>
+      <w:r>
+        <w:rPr>
+          <w:rFonts w:hint="eastAsia"/>
+        </w:rPr>
+        <w:t>原告提供，共{p</w:t>
+      </w:r>
+      <w:r>
+        <w:t>age number</w:t>
+      </w:r>
+      <w:r>
+        <w:rPr>
+          <w:rFonts w:hint="eastAsia"/>
+        </w:rPr>
+        <w:t>1}页；</w:t>
+      </w:r>
+    </w:p>
+    <w:p>
+      <w:pPr>
+        <w:ind w:firstLine="560"/>
+      </w:pPr>
+      <w:r>
+        <w:rPr>
+          <w:rFonts w:hint="eastAsia"/>
+        </w:rPr>
+        <w:t>证明：原告于{loan_contract_date1}、{loan_contract_date2}向{company_abbr}账户支付{</w:t>
+      </w:r>
+      <w:r>
+        <w:t>loan_total</w:t>
+      </w:r>
+      <w:r>
+        <w:rPr>
+          <w:rFonts w:hint="eastAsia"/>
+        </w:rPr>
+        <w:t>}元借款，放款成功。</w:t>
+      </w:r>
+    </w:p>
+    <w:p>
+      <w:pPr>
+        <w:ind w:firstLine="562"/>
+      </w:pPr>
+      <w:r>
+        <w:rPr>
+          <w:rFonts w:hint="eastAsia"/>
+          <w:b/>
+          <w:bCs/>
+        </w:rPr>
+        <w:t>证据五、还款流水。</w:t>
+      </w:r>
+      <w:r>
+        <w:rPr>
+          <w:rFonts w:hint="eastAsia"/>
+        </w:rPr>
+        <w:t>原告提供，共{p</w:t>
+      </w:r>
+      <w:r>
+        <w:t>age number</w:t>
+      </w:r>
+      <w:r>
+        <w:rPr>
+          <w:rFonts w:hint="eastAsia"/>
+        </w:rPr>
+        <w:t>2}页；</w:t>
+      </w:r>
+    </w:p>
+    <w:p>
+      <w:pPr>
+        <w:ind w:firstLine="560"/>
+      </w:pPr>
+      <w:r>
+        <w:rPr>
+          <w:rFonts w:hint="eastAsia"/>
+        </w:rPr>
+        <w:t>证明：截至{</w:t>
+      </w:r>
+      <w:r>
+        <w:rPr>
+          <w:rFonts w:hint="eastAsia"/>
+          <w:lang w:val="en-US" w:eastAsia="zh-CN"/>
+        </w:rPr>
+        <w:t>end_</w:t>
+      </w:r>
+      <w:r>
+        <w:rPr>
+          <w:rFonts w:hint="eastAsia"/>
+        </w:rPr>
+        <w:t>date}，{company_abbr}欠付借款本金{principal}元、利息{interest}元、罚息{penalty_cutoff}元。</w:t>
       </w:r>
     </w:p>
     <w:p>
@@ -1471,6 +1495,7 @@
     <w:name w:val="明显引用 字符"/>
     <w:basedOn w:val="22"/>
     <w:link w:val="47"/>
+    <w:qFormat/>
     <w:uiPriority w:val="30"/>
     <w:rPr>
       <w:rFonts w:ascii="Times New Roman" w:hAnsi="Times New Roman"/>

--- a/诉讼文书模板/2-证据目录模板.docx
+++ b/诉讼文书模板/2-证据目录模板.docx
@@ -1,16 +1,40 @@
 
 <file path=word/document.xml><?xml version="1.0" encoding="utf-8"?>
-<w:document xmlns:wpc="http://schemas.microsoft.com/office/word/2010/wordprocessingCanvas" xmlns:mc="http://schemas.openxmlformats.org/markup-compatibility/2006" xmlns:o="urn:schemas-microsoft-com:office:office" xmlns:r="http://schemas.openxmlformats.org/officeDocument/2006/relationships" xmlns:m="http://schemas.openxmlformats.org/officeDocument/2006/math" xmlns:v="urn:schemas-microsoft-com:vml" xmlns:wp14="http://schemas.microsoft.com/office/word/2010/wordprocessingDrawing" xmlns:wp="http://schemas.openxmlformats.org/drawingml/2006/wordprocessingDrawing" xmlns:w="http://schemas.openxmlformats.org/wordprocessingml/2006/main" xmlns:w14="http://schemas.microsoft.com/office/word/2010/wordml" xmlns:w10="urn:schemas-microsoft-com:office:word" xmlns:w15="http://schemas.microsoft.com/office/word/2012/wordml" xmlns:wpg="http://schemas.microsoft.com/office/word/2010/wordprocessingGroup" xmlns:wpi="http://schemas.microsoft.com/office/word/2010/wordprocessingInk" xmlns:wne="http://schemas.microsoft.com/office/word/2006/wordml" xmlns:wps="http://schemas.microsoft.com/office/word/2010/wordprocessingShape" xmlns:wpsCustomData="http://www.wps.cn/officeDocument/2013/wpsCustomData" mc:Ignorable="w14 w15 wp14">
+<w:document xmlns:wpc="http://schemas.microsoft.com/office/word/2010/wordprocessingCanvas" xmlns:cx="http://schemas.microsoft.com/office/drawing/2014/chartex" xmlns:cx1="http://schemas.microsoft.com/office/drawing/2015/9/8/chartex" xmlns:cx2="http://schemas.microsoft.com/office/drawing/2015/10/21/chartex" xmlns:cx3="http://schemas.microsoft.com/office/drawing/2016/5/9/chartex" xmlns:cx4="http://schemas.microsoft.com/office/drawing/2016/5/10/chartex" xmlns:cx5="http://schemas.microsoft.com/office/drawing/2016/5/11/chartex" xmlns:cx6="http://schemas.microsoft.com/office/drawing/2016/5/12/chartex" xmlns:cx7="http://schemas.microsoft.com/office/drawing/2016/5/13/chartex" xmlns:cx8="http://schemas.microsoft.com/office/drawing/2016/5/14/chartex" xmlns:mc="http://schemas.openxmlformats.org/markup-compatibility/2006" xmlns:aink="http://schemas.microsoft.com/office/drawing/2016/ink" xmlns:am3d="http://schemas.microsoft.com/office/drawing/2017/model3d" xmlns:o="urn:schemas-microsoft-com:office:office" xmlns:oel="http://schemas.microsoft.com/office/2019/extlst" xmlns:r="http://schemas.openxmlformats.org/officeDocument/2006/relationships" xmlns:m="http://schemas.openxmlformats.org/officeDocument/2006/math" xmlns:v="urn:schemas-microsoft-com:vml" xmlns:wp14="http://schemas.microsoft.com/office/word/2010/wordprocessingDrawing" xmlns:wp="http://schemas.openxmlformats.org/drawingml/2006/wordprocessingDrawing" xmlns:w10="urn:schemas-microsoft-com:office:word" xmlns:w="http://schemas.openxmlformats.org/wordprocessingml/2006/main" xmlns:w14="http://schemas.microsoft.com/office/word/2010/wordml" xmlns:w15="http://schemas.microsoft.com/office/word/2012/wordml" xmlns:w16cex="http://schemas.microsoft.com/office/word/2018/wordml/cex" xmlns:w16cid="http://schemas.microsoft.com/office/word/2016/wordml/cid" xmlns:w16="http://schemas.microsoft.com/office/word/2018/wordml" xmlns:w16du="http://schemas.microsoft.com/office/word/2023/wordml/word16du" xmlns:w16sdtdh="http://schemas.microsoft.com/office/word/2020/wordml/sdtdatahash" xmlns:w16sdtfl="http://schemas.microsoft.com/office/word/2024/wordml/sdtformatlock" xmlns:w16se="http://schemas.microsoft.com/office/word/2015/wordml/symex" xmlns:wpg="http://schemas.microsoft.com/office/word/2010/wordprocessingGroup" xmlns:wpi="http://schemas.microsoft.com/office/word/2010/wordprocessingInk" xmlns:wne="http://schemas.microsoft.com/office/word/2006/wordml" xmlns:wps="http://schemas.microsoft.com/office/word/2010/wordprocessingShape" mc:Ignorable="w14 w15 w16se w16cid w16 w16cex w16sdtdh w16sdtfl w16du wp14">
   <w:body>
     <w:p>
       <w:pPr>
-        <w:pStyle w:val="2"/>
+        <w:pStyle w:val="1"/>
       </w:pPr>
       <w:r>
         <w:rPr>
           <w:rFonts w:hint="eastAsia"/>
         </w:rPr>
-        <w:t>深圳前海微众银行股份有限公司诉{def1_name}、{def2_name}{case_reason}一案原告证据目录</w:t>
+        <w:t>深圳前海微众银行股份有限公司诉</w:t>
+      </w:r>
+      <w:r>
+        <w:rPr>
+          <w:rFonts w:hint="eastAsia"/>
+        </w:rPr>
+        <w:t>{def1_name}</w:t>
+      </w:r>
+      <w:r>
+        <w:rPr>
+          <w:rFonts w:hint="eastAsia"/>
+        </w:rPr>
+        <w:t>、</w:t>
+      </w:r>
+      <w:r>
+        <w:rPr>
+          <w:rFonts w:hint="eastAsia"/>
+        </w:rPr>
+        <w:t>{def2_name}{case_reason}</w:t>
+      </w:r>
+      <w:r>
+        <w:rPr>
+          <w:rFonts w:hint="eastAsia"/>
+        </w:rPr>
+        <w:t>一案原告证据目录</w:t>
       </w:r>
     </w:p>
     <w:p>
@@ -29,7 +53,19 @@
         <w:rPr>
           <w:rFonts w:hint="eastAsia"/>
         </w:rPr>
-        <w:t>国家企业信用信息公示系统网站下载，共1份；</w:t>
+        <w:t>国家企业信用信息公示系统网站下载，共</w:t>
+      </w:r>
+      <w:r>
+        <w:rPr>
+          <w:rFonts w:hint="eastAsia"/>
+        </w:rPr>
+        <w:t>1</w:t>
+      </w:r>
+      <w:r>
+        <w:rPr>
+          <w:rFonts w:hint="eastAsia"/>
+        </w:rPr>
+        <w:t>份；</w:t>
       </w:r>
     </w:p>
     <w:p>
@@ -40,7 +76,49 @@
         <w:rPr>
           <w:rFonts w:hint="eastAsia"/>
         </w:rPr>
-        <w:t>证明：1、{def}系{company_abbr}股东，分别持股{</w:t>
+        <w:t>证明：</w:t>
+      </w:r>
+      <w:r>
+        <w:rPr>
+          <w:rFonts w:hint="eastAsia"/>
+        </w:rPr>
+        <w:t>1</w:t>
+      </w:r>
+      <w:r>
+        <w:rPr>
+          <w:rFonts w:hint="eastAsia"/>
+        </w:rPr>
+        <w:t>、</w:t>
+      </w:r>
+      <w:r>
+        <w:rPr>
+          <w:rFonts w:hint="eastAsia"/>
+        </w:rPr>
+        <w:t>{def}</w:t>
+      </w:r>
+      <w:r>
+        <w:rPr>
+          <w:rFonts w:hint="eastAsia"/>
+        </w:rPr>
+        <w:t>系</w:t>
+      </w:r>
+      <w:r>
+        <w:rPr>
+          <w:rFonts w:hint="eastAsia"/>
+        </w:rPr>
+        <w:t>{company_abbr}</w:t>
+      </w:r>
+      <w:r>
+        <w:rPr>
+          <w:rFonts w:hint="eastAsia"/>
+        </w:rPr>
+        <w:t>股东，分别持股</w:t>
+      </w:r>
+      <w:r>
+        <w:rPr>
+          <w:rFonts w:hint="eastAsia"/>
+        </w:rPr>
+        <w:t>{</w:t>
       </w:r>
       <w:r>
         <w:t>def1_share</w:t>
@@ -49,7 +127,19 @@
         <w:rPr>
           <w:rFonts w:hint="eastAsia"/>
         </w:rPr>
-        <w:t>}、{</w:t>
+        <w:t>}</w:t>
+      </w:r>
+      <w:r>
+        <w:rPr>
+          <w:rFonts w:hint="eastAsia"/>
+        </w:rPr>
+        <w:t>、</w:t>
+      </w:r>
+      <w:r>
+        <w:rPr>
+          <w:rFonts w:hint="eastAsia"/>
+        </w:rPr>
+        <w:t>{</w:t>
       </w:r>
       <w:r>
         <w:t>def</w:t>
@@ -67,7 +157,19 @@
         <w:rPr>
           <w:rFonts w:hint="eastAsia"/>
         </w:rPr>
-        <w:t>}，认缴出资日期为{</w:t>
+        <w:t>}</w:t>
+      </w:r>
+      <w:r>
+        <w:rPr>
+          <w:rFonts w:hint="eastAsia"/>
+        </w:rPr>
+        <w:t>，认缴出资日期为</w:t>
+      </w:r>
+      <w:r>
+        <w:rPr>
+          <w:rFonts w:hint="eastAsia"/>
+        </w:rPr>
+        <w:t>{</w:t>
       </w:r>
       <w:r>
         <w:t>subscribe_date</w:t>
@@ -76,7 +178,13 @@
         <w:rPr>
           <w:rFonts w:hint="eastAsia"/>
         </w:rPr>
-        <w:t>}前。</w:t>
+        <w:t>}</w:t>
+      </w:r>
+      <w:r>
+        <w:rPr>
+          <w:rFonts w:hint="eastAsia"/>
+        </w:rPr>
+        <w:t>前。</w:t>
       </w:r>
     </w:p>
     <w:p>
@@ -87,7 +195,43 @@
         <w:rPr>
           <w:rFonts w:hint="eastAsia"/>
         </w:rPr>
-        <w:t>2、{company_cancel_apply}，{def}提交《{</w:t>
+        <w:t>2</w:t>
+      </w:r>
+      <w:r>
+        <w:rPr>
+          <w:rFonts w:hint="eastAsia"/>
+        </w:rPr>
+        <w:t>、</w:t>
+      </w:r>
+      <w:r>
+        <w:rPr>
+          <w:rFonts w:hint="eastAsia"/>
+        </w:rPr>
+        <w:t>{company_cancel_apply}</w:t>
+      </w:r>
+      <w:r>
+        <w:rPr>
+          <w:rFonts w:hint="eastAsia"/>
+        </w:rPr>
+        <w:t>，</w:t>
+      </w:r>
+      <w:r>
+        <w:rPr>
+          <w:rFonts w:hint="eastAsia"/>
+        </w:rPr>
+        <w:t>{def}</w:t>
+      </w:r>
+      <w:r>
+        <w:rPr>
+          <w:rFonts w:hint="eastAsia"/>
+        </w:rPr>
+        <w:t>提交《</w:t>
+      </w:r>
+      <w:r>
+        <w:rPr>
+          <w:rFonts w:hint="eastAsia"/>
+        </w:rPr>
+        <w:t>{</w:t>
       </w:r>
       <w:r>
         <w:t>cancel_doc</w:t>
@@ -96,7 +240,19 @@
         <w:rPr>
           <w:rFonts w:hint="eastAsia"/>
         </w:rPr>
-        <w:t>}》，承诺公司在申请注销前已将债权债务清算完结，清算工作已全面完结。{</w:t>
+        <w:t>}</w:t>
+      </w:r>
+      <w:r>
+        <w:rPr>
+          <w:rFonts w:hint="eastAsia"/>
+        </w:rPr>
+        <w:t>》，承诺公司在申请注销前已将债权债务清算完结，清算工作已全面完结。</w:t>
+      </w:r>
+      <w:r>
+        <w:rPr>
+          <w:rFonts w:hint="eastAsia"/>
+        </w:rPr>
+        <w:t>{</w:t>
       </w:r>
       <w:r>
         <w:t>company_abbr</w:t>
@@ -105,7 +261,19 @@
         <w:rPr>
           <w:rFonts w:hint="eastAsia"/>
         </w:rPr>
-        <w:t>}于{</w:t>
+        <w:t>}</w:t>
+      </w:r>
+      <w:r>
+        <w:rPr>
+          <w:rFonts w:hint="eastAsia"/>
+        </w:rPr>
+        <w:t>于</w:t>
+      </w:r>
+      <w:r>
+        <w:rPr>
+          <w:rFonts w:hint="eastAsia"/>
+        </w:rPr>
+        <w:t>{</w:t>
       </w:r>
       <w:r>
         <w:t>company_cancel_date</w:t>
@@ -114,7 +282,13 @@
         <w:rPr>
           <w:rFonts w:hint="eastAsia"/>
         </w:rPr>
-        <w:t>}被核准注销。</w:t>
+        <w:t>}</w:t>
+      </w:r>
+      <w:r>
+        <w:rPr>
+          <w:rFonts w:hint="eastAsia"/>
+        </w:rPr>
+        <w:t>被核准注销。</w:t>
       </w:r>
     </w:p>
     <w:p>
@@ -133,7 +307,49 @@
         <w:rPr>
           <w:rFonts w:hint="eastAsia"/>
         </w:rPr>
-        <w:t>{loan_quota_date1}、{loan_quota_date2}，原告与{company_abbr}签订《额度合同》，共{loan_quota_num}份；</w:t>
+        <w:t>{loan_quota_date1}</w:t>
+      </w:r>
+      <w:r>
+        <w:rPr>
+          <w:rFonts w:hint="eastAsia"/>
+        </w:rPr>
+        <w:t>、</w:t>
+      </w:r>
+      <w:r>
+        <w:rPr>
+          <w:rFonts w:hint="eastAsia"/>
+        </w:rPr>
+        <w:t>{loan_quota_date2}</w:t>
+      </w:r>
+      <w:r>
+        <w:rPr>
+          <w:rFonts w:hint="eastAsia"/>
+        </w:rPr>
+        <w:t>，原告与</w:t>
+      </w:r>
+      <w:r>
+        <w:rPr>
+          <w:rFonts w:hint="eastAsia"/>
+        </w:rPr>
+        <w:t>{company_abbr}</w:t>
+      </w:r>
+      <w:r>
+        <w:rPr>
+          <w:rFonts w:hint="eastAsia"/>
+        </w:rPr>
+        <w:t>签订《额度合同》，共</w:t>
+      </w:r>
+      <w:r>
+        <w:rPr>
+          <w:rFonts w:hint="eastAsia"/>
+        </w:rPr>
+        <w:t>{loan_quota_num}</w:t>
+      </w:r>
+      <w:r>
+        <w:rPr>
+          <w:rFonts w:hint="eastAsia"/>
+        </w:rPr>
+        <w:t>份；</w:t>
       </w:r>
     </w:p>
     <w:p>
@@ -144,7 +360,31 @@
         <w:rPr>
           <w:rFonts w:hint="eastAsia"/>
         </w:rPr>
-        <w:t>证明：1、约定原告为{company_abbr}提供借款，用于企业流动资金周转；</w:t>
+        <w:t>证明：</w:t>
+      </w:r>
+      <w:r>
+        <w:rPr>
+          <w:rFonts w:hint="eastAsia"/>
+        </w:rPr>
+        <w:t>1</w:t>
+      </w:r>
+      <w:r>
+        <w:rPr>
+          <w:rFonts w:hint="eastAsia"/>
+        </w:rPr>
+        <w:t>、约定原告为</w:t>
+      </w:r>
+      <w:r>
+        <w:rPr>
+          <w:rFonts w:hint="eastAsia"/>
+        </w:rPr>
+        <w:t>{company_abbr}</w:t>
+      </w:r>
+      <w:r>
+        <w:rPr>
+          <w:rFonts w:hint="eastAsia"/>
+        </w:rPr>
+        <w:t>提供借款；</w:t>
       </w:r>
     </w:p>
     <w:p>
@@ -155,7 +395,37 @@
         <w:rPr>
           <w:rFonts w:hint="eastAsia"/>
         </w:rPr>
-        <w:t>2、依据《额度合同》相关条款，{company_abbr}未能按约定偿还贷款的，原告有权根据实际逾期天数从逾期之日起对贷款本金按照本合同项下借款借据书面约定的利率加</w:t>
+        <w:t>2</w:t>
+      </w:r>
+      <w:r>
+        <w:rPr>
+          <w:rFonts w:hint="eastAsia"/>
+        </w:rPr>
+        <w:t>、依据《额度合同》</w:t>
+      </w:r>
+      <w:r>
+        <w:t>7.5</w:t>
+      </w:r>
+      <w:r>
+        <w:t>条</w:t>
+      </w:r>
+      <w:r>
+        <w:rPr>
+          <w:rFonts w:hint="eastAsia"/>
+        </w:rPr>
+        <w:t>，</w:t>
+      </w:r>
+      <w:r>
+        <w:rPr>
+          <w:rFonts w:hint="eastAsia"/>
+        </w:rPr>
+        <w:t>{company_abbr}</w:t>
+      </w:r>
+      <w:r>
+        <w:rPr>
+          <w:rFonts w:hint="eastAsia"/>
+        </w:rPr>
+        <w:t>未能按约定偿还贷款的，原告有权根据实际逾期天数从逾期之日起对贷款本金按照本合同项下借款借据书面约定的利率加</w:t>
       </w:r>
       <w:r>
         <w:t>50%</w:t>
@@ -175,7 +445,25 @@
         <w:rPr>
           <w:rFonts w:hint="eastAsia"/>
         </w:rPr>
-        <w:t>3、验证上述《额度合同》签订手续合法，且未被修改，代表{company_abbr}真实意愿，合同真实有效。</w:t>
+        <w:t>3</w:t>
+      </w:r>
+      <w:r>
+        <w:rPr>
+          <w:rFonts w:hint="eastAsia"/>
+        </w:rPr>
+        <w:t>、验证上述《额度合同》签订手续合法，且未被修改，代表</w:t>
+      </w:r>
+      <w:r>
+        <w:rPr>
+          <w:rFonts w:hint="eastAsia"/>
+        </w:rPr>
+        <w:t>{company_abbr}</w:t>
+      </w:r>
+      <w:r>
+        <w:rPr>
+          <w:rFonts w:hint="eastAsia"/>
+        </w:rPr>
+        <w:t>真实意愿，合同真实有效。</w:t>
       </w:r>
     </w:p>
     <w:p>
@@ -188,45 +476,43 @@
           <w:b/>
           <w:bCs/>
         </w:rPr>
-        <w:t>证据三、《数字证书签名验证报告》及《借款</w:t>
-      </w:r>
-      <w:r>
-        <w:rPr>
-          <w:rFonts w:hint="eastAsia"/>
-          <w:b/>
-          <w:bCs/>
-          <w:lang w:val="en-US" w:eastAsia="zh-CN"/>
-        </w:rPr>
-        <w:t>合同</w:t>
-      </w:r>
-      <w:r>
-        <w:rPr>
-          <w:rFonts w:hint="eastAsia"/>
-          <w:b/>
-          <w:bCs/>
-        </w:rPr>
-        <w:t>》。</w:t>
-      </w:r>
-      <w:r>
-        <w:rPr>
-          <w:rFonts w:hint="eastAsia"/>
-        </w:rPr>
-        <w:t>{loan_contract_date}，原告与{company_abbr}签订《借款</w:t>
-      </w:r>
-      <w:r>
-        <w:rPr>
-          <w:rFonts w:hint="eastAsia"/>
-          <w:lang w:val="en-US" w:eastAsia="zh-CN"/>
-        </w:rPr>
-        <w:t>合同</w:t>
-      </w:r>
-      <w:bookmarkStart w:id="0" w:name="_GoBack"/>
-      <w:bookmarkEnd w:id="0"/>
-      <w:r>
-        <w:rPr>
-          <w:rFonts w:hint="eastAsia"/>
-        </w:rPr>
-        <w:t>》，共{loan_contract_num}份；</w:t>
+        <w:t>证据三、《数字证书签名验证报告》及《借款合同》。</w:t>
+      </w:r>
+      <w:r>
+        <w:rPr>
+          <w:rFonts w:hint="eastAsia"/>
+        </w:rPr>
+        <w:t>{loan_contract_date}</w:t>
+      </w:r>
+      <w:r>
+        <w:rPr>
+          <w:rFonts w:hint="eastAsia"/>
+        </w:rPr>
+        <w:t>，原告与</w:t>
+      </w:r>
+      <w:r>
+        <w:rPr>
+          <w:rFonts w:hint="eastAsia"/>
+        </w:rPr>
+        <w:t>{company_abbr}</w:t>
+      </w:r>
+      <w:r>
+        <w:rPr>
+          <w:rFonts w:hint="eastAsia"/>
+        </w:rPr>
+        <w:t>签订《借款合同》，共</w:t>
+      </w:r>
+      <w:r>
+        <w:rPr>
+          <w:rFonts w:hint="eastAsia"/>
+        </w:rPr>
+        <w:t>{loan_contract_num}</w:t>
+      </w:r>
+      <w:r>
+        <w:rPr>
+          <w:rFonts w:hint="eastAsia"/>
+        </w:rPr>
+        <w:t>份；</w:t>
       </w:r>
     </w:p>
     <w:p>
@@ -234,7 +520,19 @@
         <w:ind w:firstLine="560"/>
       </w:pPr>
       <w:r>
-        <w:t>证明：1、{loan_contract_proof}；</w:t>
+        <w:t>证明：</w:t>
+      </w:r>
+      <w:r>
+        <w:t>1</w:t>
+      </w:r>
+      <w:r>
+        <w:t>、</w:t>
+      </w:r>
+      <w:r>
+        <w:t>{loan_contract_proof}</w:t>
+      </w:r>
+      <w:r>
+        <w:t>；</w:t>
       </w:r>
     </w:p>
     <w:p>
@@ -245,7 +543,26 @@
         <w:rPr>
           <w:rFonts w:hint="eastAsia"/>
         </w:rPr>
-        <w:t>2、验证上述《借款合同》签订手续合法，且未被修改，代表{company_abbr}真实意愿，合同真实有效。</w:t>
+        <w:lastRenderedPageBreak/>
+        <w:t>2</w:t>
+      </w:r>
+      <w:r>
+        <w:rPr>
+          <w:rFonts w:hint="eastAsia"/>
+        </w:rPr>
+        <w:t>、验证上述《借款合同》签订手续合法，且未被修改，代表</w:t>
+      </w:r>
+      <w:r>
+        <w:rPr>
+          <w:rFonts w:hint="eastAsia"/>
+        </w:rPr>
+        <w:t>{company_abbr}</w:t>
+      </w:r>
+      <w:r>
+        <w:rPr>
+          <w:rFonts w:hint="eastAsia"/>
+        </w:rPr>
+        <w:t>真实意愿，合同真实有效。</w:t>
       </w:r>
     </w:p>
     <w:p>
@@ -264,7 +581,13 @@
         <w:rPr>
           <w:rFonts w:hint="eastAsia"/>
         </w:rPr>
-        <w:t>原告提供，共{p</w:t>
+        <w:t>原告提供，共</w:t>
+      </w:r>
+      <w:r>
+        <w:rPr>
+          <w:rFonts w:hint="eastAsia"/>
+        </w:rPr>
+        <w:t>{p</w:t>
       </w:r>
       <w:r>
         <w:t>age number</w:t>
@@ -273,7 +596,13 @@
         <w:rPr>
           <w:rFonts w:hint="eastAsia"/>
         </w:rPr>
-        <w:t>1}页；</w:t>
+        <w:t>1}</w:t>
+      </w:r>
+      <w:r>
+        <w:rPr>
+          <w:rFonts w:hint="eastAsia"/>
+        </w:rPr>
+        <w:t>页；</w:t>
       </w:r>
     </w:p>
     <w:p>
@@ -284,7 +613,49 @@
         <w:rPr>
           <w:rFonts w:hint="eastAsia"/>
         </w:rPr>
-        <w:t>证明：原告于{loan_contract_date1}、{loan_contract_date2}向{company_abbr}账户支付{</w:t>
+        <w:t>证明：原告于</w:t>
+      </w:r>
+      <w:r>
+        <w:rPr>
+          <w:rFonts w:hint="eastAsia"/>
+        </w:rPr>
+        <w:t>{loan_contract_date1}</w:t>
+      </w:r>
+      <w:r>
+        <w:rPr>
+          <w:rFonts w:hint="eastAsia"/>
+        </w:rPr>
+        <w:t>、</w:t>
+      </w:r>
+      <w:r>
+        <w:rPr>
+          <w:rFonts w:hint="eastAsia"/>
+        </w:rPr>
+        <w:t>{loan_contract_date2}</w:t>
+      </w:r>
+      <w:r>
+        <w:rPr>
+          <w:rFonts w:hint="eastAsia"/>
+        </w:rPr>
+        <w:t>向</w:t>
+      </w:r>
+      <w:r>
+        <w:rPr>
+          <w:rFonts w:hint="eastAsia"/>
+        </w:rPr>
+        <w:t>{company_abbr}</w:t>
+      </w:r>
+      <w:r>
+        <w:rPr>
+          <w:rFonts w:hint="eastAsia"/>
+        </w:rPr>
+        <w:t>账户支付</w:t>
+      </w:r>
+      <w:r>
+        <w:rPr>
+          <w:rFonts w:hint="eastAsia"/>
+        </w:rPr>
+        <w:t>{</w:t>
       </w:r>
       <w:r>
         <w:t>loan_total</w:t>
@@ -293,7 +664,13 @@
         <w:rPr>
           <w:rFonts w:hint="eastAsia"/>
         </w:rPr>
-        <w:t>}元借款，放款成功。</w:t>
+        <w:t>}</w:t>
+      </w:r>
+      <w:r>
+        <w:rPr>
+          <w:rFonts w:hint="eastAsia"/>
+        </w:rPr>
+        <w:t>元借款，放款成功。</w:t>
       </w:r>
     </w:p>
     <w:p>
@@ -312,7 +689,13 @@
         <w:rPr>
           <w:rFonts w:hint="eastAsia"/>
         </w:rPr>
-        <w:t>原告提供，共{p</w:t>
+        <w:t>原告提供，共</w:t>
+      </w:r>
+      <w:r>
+        <w:rPr>
+          <w:rFonts w:hint="eastAsia"/>
+        </w:rPr>
+        <w:t>{p</w:t>
       </w:r>
       <w:r>
         <w:t>age number</w:t>
@@ -321,7 +704,13 @@
         <w:rPr>
           <w:rFonts w:hint="eastAsia"/>
         </w:rPr>
-        <w:t>2}页；</w:t>
+        <w:t>2}</w:t>
+      </w:r>
+      <w:r>
+        <w:rPr>
+          <w:rFonts w:hint="eastAsia"/>
+        </w:rPr>
+        <w:t>页；</w:t>
       </w:r>
     </w:p>
     <w:p>
@@ -332,20 +721,67 @@
         <w:rPr>
           <w:rFonts w:hint="eastAsia"/>
         </w:rPr>
-        <w:t>证明：截至{</w:t>
-      </w:r>
-      <w:r>
-        <w:rPr>
-          <w:rFonts w:hint="eastAsia"/>
-          <w:lang w:val="en-US" w:eastAsia="zh-CN"/>
-        </w:rPr>
-        <w:t>end_</w:t>
-      </w:r>
-      <w:r>
-        <w:rPr>
-          <w:rFonts w:hint="eastAsia"/>
-        </w:rPr>
-        <w:t>date}，{company_abbr}欠付借款本金{principal}元、利息{interest}元、罚息{penalty_cutoff}元。</w:t>
+        <w:t>证明：截至</w:t>
+      </w:r>
+      <w:r>
+        <w:rPr>
+          <w:rFonts w:hint="eastAsia"/>
+        </w:rPr>
+        <w:t>{end_date}</w:t>
+      </w:r>
+      <w:r>
+        <w:rPr>
+          <w:rFonts w:hint="eastAsia"/>
+        </w:rPr>
+        <w:t>，</w:t>
+      </w:r>
+      <w:r>
+        <w:rPr>
+          <w:rFonts w:hint="eastAsia"/>
+        </w:rPr>
+        <w:t>{company_abbr}</w:t>
+      </w:r>
+      <w:r>
+        <w:rPr>
+          <w:rFonts w:hint="eastAsia"/>
+        </w:rPr>
+        <w:t>欠付借款本金</w:t>
+      </w:r>
+      <w:r>
+        <w:rPr>
+          <w:rFonts w:hint="eastAsia"/>
+        </w:rPr>
+        <w:t>{principal}</w:t>
+      </w:r>
+      <w:r>
+        <w:rPr>
+          <w:rFonts w:hint="eastAsia"/>
+        </w:rPr>
+        <w:t>元、利息</w:t>
+      </w:r>
+      <w:r>
+        <w:rPr>
+          <w:rFonts w:hint="eastAsia"/>
+        </w:rPr>
+        <w:t>{interest}</w:t>
+      </w:r>
+      <w:r>
+        <w:rPr>
+          <w:rFonts w:hint="eastAsia"/>
+        </w:rPr>
+        <w:t>元、罚息</w:t>
+      </w:r>
+      <w:r>
+        <w:rPr>
+          <w:rFonts w:hint="eastAsia"/>
+        </w:rPr>
+        <w:t>{penalty_cutoff}</w:t>
+      </w:r>
+      <w:r>
+        <w:rPr>
+          <w:rFonts w:hint="eastAsia"/>
+        </w:rPr>
+        <w:t>元。</w:t>
       </w:r>
     </w:p>
     <w:p>
@@ -364,7 +800,13 @@
         <w:rPr>
           <w:rFonts w:hint="eastAsia"/>
         </w:rPr>
-        <w:t>原告提供，共{p</w:t>
+        <w:t>原告提供，共</w:t>
+      </w:r>
+      <w:r>
+        <w:rPr>
+          <w:rFonts w:hint="eastAsia"/>
+        </w:rPr>
+        <w:t>{p</w:t>
       </w:r>
       <w:r>
         <w:t>age number</w:t>
@@ -373,7 +815,13 @@
         <w:rPr>
           <w:rFonts w:hint="eastAsia"/>
         </w:rPr>
-        <w:t>3}页；</w:t>
+        <w:t>3}</w:t>
+      </w:r>
+      <w:r>
+        <w:rPr>
+          <w:rFonts w:hint="eastAsia"/>
+        </w:rPr>
+        <w:t>页；</w:t>
       </w:r>
     </w:p>
     <w:p>
@@ -408,22 +856,28 @@
         <w:rPr>
           <w:rFonts w:hint="eastAsia"/>
         </w:rPr>
-        <w:t>日期：{date}</w:t>
+        <w:t>日期：</w:t>
+      </w:r>
+      <w:r>
+        <w:rPr>
+          <w:rFonts w:hint="eastAsia"/>
+        </w:rPr>
+        <w:t>{date}</w:t>
       </w:r>
     </w:p>
     <w:sectPr>
       <w:pgSz w:w="11906" w:h="16838"/>
       <w:pgMar w:top="1440" w:right="1800" w:bottom="1440" w:left="1800" w:header="851" w:footer="992" w:gutter="0"/>
-      <w:cols w:space="425" w:num="1"/>
-      <w:docGrid w:type="lines" w:linePitch="312" w:charSpace="0"/>
+      <w:cols w:space="425"/>
+      <w:docGrid w:type="lines" w:linePitch="312"/>
     </w:sectPr>
   </w:body>
 </w:document>
 </file>
 
 <file path=word/endnotes.xml><?xml version="1.0" encoding="utf-8"?>
-<w:endnotes xmlns:wpc="http://schemas.microsoft.com/office/word/2010/wordprocessingCanvas" xmlns:mc="http://schemas.openxmlformats.org/markup-compatibility/2006" xmlns:o="urn:schemas-microsoft-com:office:office" xmlns:r="http://schemas.openxmlformats.org/officeDocument/2006/relationships" xmlns:m="http://schemas.openxmlformats.org/officeDocument/2006/math" xmlns:v="urn:schemas-microsoft-com:vml" xmlns:wp14="http://schemas.microsoft.com/office/word/2010/wordprocessingDrawing" xmlns:wp="http://schemas.openxmlformats.org/drawingml/2006/wordprocessingDrawing" xmlns:w="http://schemas.openxmlformats.org/wordprocessingml/2006/main" xmlns:w14="http://schemas.microsoft.com/office/word/2010/wordml" xmlns:w15="http://schemas.microsoft.com/office/word/2012/wordml" xmlns:w10="urn:schemas-microsoft-com:office:word" xmlns:wpg="http://schemas.microsoft.com/office/word/2010/wordprocessingGroup" xmlns:wpi="http://schemas.microsoft.com/office/word/2010/wordprocessingInk" xmlns:wne="http://schemas.microsoft.com/office/word/2006/wordml" xmlns:wps="http://schemas.microsoft.com/office/word/2010/wordprocessingShape" xmlns:wpsCustomData="http://www.wps.cn/officeDocument/2013/wpsCustomData" mc:Ignorable="w14 w15 wp14">
-  <w:endnote w:type="separator" w:id="0">
+<w:endnotes xmlns:wpc="http://schemas.microsoft.com/office/word/2010/wordprocessingCanvas" xmlns:cx="http://schemas.microsoft.com/office/drawing/2014/chartex" xmlns:cx1="http://schemas.microsoft.com/office/drawing/2015/9/8/chartex" xmlns:cx2="http://schemas.microsoft.com/office/drawing/2015/10/21/chartex" xmlns:cx3="http://schemas.microsoft.com/office/drawing/2016/5/9/chartex" xmlns:cx4="http://schemas.microsoft.com/office/drawing/2016/5/10/chartex" xmlns:cx5="http://schemas.microsoft.com/office/drawing/2016/5/11/chartex" xmlns:cx6="http://schemas.microsoft.com/office/drawing/2016/5/12/chartex" xmlns:cx7="http://schemas.microsoft.com/office/drawing/2016/5/13/chartex" xmlns:cx8="http://schemas.microsoft.com/office/drawing/2016/5/14/chartex" xmlns:mc="http://schemas.openxmlformats.org/markup-compatibility/2006" xmlns:aink="http://schemas.microsoft.com/office/drawing/2016/ink" xmlns:am3d="http://schemas.microsoft.com/office/drawing/2017/model3d" xmlns:o="urn:schemas-microsoft-com:office:office" xmlns:oel="http://schemas.microsoft.com/office/2019/extlst" xmlns:r="http://schemas.openxmlformats.org/officeDocument/2006/relationships" xmlns:m="http://schemas.openxmlformats.org/officeDocument/2006/math" xmlns:v="urn:schemas-microsoft-com:vml" xmlns:wp14="http://schemas.microsoft.com/office/word/2010/wordprocessingDrawing" xmlns:wp="http://schemas.openxmlformats.org/drawingml/2006/wordprocessingDrawing" xmlns:w10="urn:schemas-microsoft-com:office:word" xmlns:w="http://schemas.openxmlformats.org/wordprocessingml/2006/main" xmlns:w14="http://schemas.microsoft.com/office/word/2010/wordml" xmlns:w15="http://schemas.microsoft.com/office/word/2012/wordml" xmlns:w16cex="http://schemas.microsoft.com/office/word/2018/wordml/cex" xmlns:w16cid="http://schemas.microsoft.com/office/word/2016/wordml/cid" xmlns:w16="http://schemas.microsoft.com/office/word/2018/wordml" xmlns:w16du="http://schemas.microsoft.com/office/word/2023/wordml/word16du" xmlns:w16sdtdh="http://schemas.microsoft.com/office/word/2020/wordml/sdtdatahash" xmlns:w16sdtfl="http://schemas.microsoft.com/office/word/2024/wordml/sdtformatlock" xmlns:w16se="http://schemas.microsoft.com/office/word/2015/wordml/symex" xmlns:wpg="http://schemas.microsoft.com/office/word/2010/wordprocessingGroup" xmlns:wpi="http://schemas.microsoft.com/office/word/2010/wordprocessingInk" xmlns:wne="http://schemas.microsoft.com/office/word/2006/wordml" xmlns:wps="http://schemas.microsoft.com/office/word/2010/wordprocessingShape" mc:Ignorable="w14 w15 w16se w16cid w16 w16cex w16sdtdh w16sdtfl w16du wp14">
+  <w:endnote w:type="separator" w:id="-1">
     <w:p>
       <w:pPr>
         <w:ind w:firstLine="560"/>
@@ -433,7 +887,7 @@
       </w:r>
     </w:p>
   </w:endnote>
-  <w:endnote w:type="continuationSeparator" w:id="1">
+  <w:endnote w:type="continuationSeparator" w:id="0">
     <w:p>
       <w:pPr>
         <w:ind w:firstLine="560"/>
@@ -447,8 +901,8 @@
 </file>
 
 <file path=word/footnotes.xml><?xml version="1.0" encoding="utf-8"?>
-<w:footnotes xmlns:wpc="http://schemas.microsoft.com/office/word/2010/wordprocessingCanvas" xmlns:mc="http://schemas.openxmlformats.org/markup-compatibility/2006" xmlns:o="urn:schemas-microsoft-com:office:office" xmlns:r="http://schemas.openxmlformats.org/officeDocument/2006/relationships" xmlns:m="http://schemas.openxmlformats.org/officeDocument/2006/math" xmlns:v="urn:schemas-microsoft-com:vml" xmlns:wp14="http://schemas.microsoft.com/office/word/2010/wordprocessingDrawing" xmlns:wp="http://schemas.openxmlformats.org/drawingml/2006/wordprocessingDrawing" xmlns:w="http://schemas.openxmlformats.org/wordprocessingml/2006/main" xmlns:w14="http://schemas.microsoft.com/office/word/2010/wordml" xmlns:w15="http://schemas.microsoft.com/office/word/2012/wordml" xmlns:w10="urn:schemas-microsoft-com:office:word" xmlns:wpg="http://schemas.microsoft.com/office/word/2010/wordprocessingGroup" xmlns:wpi="http://schemas.microsoft.com/office/word/2010/wordprocessingInk" xmlns:wne="http://schemas.microsoft.com/office/word/2006/wordml" xmlns:wps="http://schemas.microsoft.com/office/word/2010/wordprocessingShape" xmlns:wpsCustomData="http://www.wps.cn/officeDocument/2013/wpsCustomData" mc:Ignorable="w14 w15 wp14">
-  <w:footnote w:type="separator" w:id="0">
+<w:footnotes xmlns:wpc="http://schemas.microsoft.com/office/word/2010/wordprocessingCanvas" xmlns:cx="http://schemas.microsoft.com/office/drawing/2014/chartex" xmlns:cx1="http://schemas.microsoft.com/office/drawing/2015/9/8/chartex" xmlns:cx2="http://schemas.microsoft.com/office/drawing/2015/10/21/chartex" xmlns:cx3="http://schemas.microsoft.com/office/drawing/2016/5/9/chartex" xmlns:cx4="http://schemas.microsoft.com/office/drawing/2016/5/10/chartex" xmlns:cx5="http://schemas.microsoft.com/office/drawing/2016/5/11/chartex" xmlns:cx6="http://schemas.microsoft.com/office/drawing/2016/5/12/chartex" xmlns:cx7="http://schemas.microsoft.com/office/drawing/2016/5/13/chartex" xmlns:cx8="http://schemas.microsoft.com/office/drawing/2016/5/14/chartex" xmlns:mc="http://schemas.openxmlformats.org/markup-compatibility/2006" xmlns:aink="http://schemas.microsoft.com/office/drawing/2016/ink" xmlns:am3d="http://schemas.microsoft.com/office/drawing/2017/model3d" xmlns:o="urn:schemas-microsoft-com:office:office" xmlns:oel="http://schemas.microsoft.com/office/2019/extlst" xmlns:r="http://schemas.openxmlformats.org/officeDocument/2006/relationships" xmlns:m="http://schemas.openxmlformats.org/officeDocument/2006/math" xmlns:v="urn:schemas-microsoft-com:vml" xmlns:wp14="http://schemas.microsoft.com/office/word/2010/wordprocessingDrawing" xmlns:wp="http://schemas.openxmlformats.org/drawingml/2006/wordprocessingDrawing" xmlns:w10="urn:schemas-microsoft-com:office:word" xmlns:w="http://schemas.openxmlformats.org/wordprocessingml/2006/main" xmlns:w14="http://schemas.microsoft.com/office/word/2010/wordml" xmlns:w15="http://schemas.microsoft.com/office/word/2012/wordml" xmlns:w16cex="http://schemas.microsoft.com/office/word/2018/wordml/cex" xmlns:w16cid="http://schemas.microsoft.com/office/word/2016/wordml/cid" xmlns:w16="http://schemas.microsoft.com/office/word/2018/wordml" xmlns:w16du="http://schemas.microsoft.com/office/word/2023/wordml/word16du" xmlns:w16sdtdh="http://schemas.microsoft.com/office/word/2020/wordml/sdtdatahash" xmlns:w16sdtfl="http://schemas.microsoft.com/office/word/2024/wordml/sdtformatlock" xmlns:w16se="http://schemas.microsoft.com/office/word/2015/wordml/symex" xmlns:wpg="http://schemas.microsoft.com/office/word/2010/wordprocessingGroup" xmlns:wpi="http://schemas.microsoft.com/office/word/2010/wordprocessingInk" xmlns:wne="http://schemas.microsoft.com/office/word/2006/wordml" xmlns:wps="http://schemas.microsoft.com/office/word/2010/wordprocessingShape" mc:Ignorable="w14 w15 w16se w16cid w16 w16cex w16sdtdh w16sdtfl w16du wp14">
+  <w:footnote w:type="separator" w:id="-1">
     <w:p>
       <w:pPr>
         <w:ind w:firstLine="560"/>
@@ -458,7 +912,7 @@
       </w:r>
     </w:p>
   </w:footnote>
-  <w:footnote w:type="continuationSeparator" w:id="1">
+  <w:footnote w:type="continuationSeparator" w:id="0">
     <w:p>
       <w:pPr>
         <w:ind w:firstLine="560"/>
@@ -472,291 +926,414 @@
 </file>
 
 <file path=word/styles.xml><?xml version="1.0" encoding="utf-8"?>
-<w:styles xmlns:mc="http://schemas.openxmlformats.org/markup-compatibility/2006" xmlns:o="urn:schemas-microsoft-com:office:office" xmlns:r="http://schemas.openxmlformats.org/officeDocument/2006/relationships" xmlns:m="http://schemas.openxmlformats.org/officeDocument/2006/math" xmlns:v="urn:schemas-microsoft-com:vml" xmlns:w="http://schemas.openxmlformats.org/wordprocessingml/2006/main" xmlns:w14="http://schemas.microsoft.com/office/word/2010/wordml" xmlns:w10="urn:schemas-microsoft-com:office:word" xmlns:sl="http://schemas.openxmlformats.org/schemaLibrary/2006/main" xmlns:wpsCustomData="http://www.wps.cn/officeDocument/2013/wpsCustomData" mc:Ignorable="w14">
+<w:styles xmlns:mc="http://schemas.openxmlformats.org/markup-compatibility/2006" xmlns:r="http://schemas.openxmlformats.org/officeDocument/2006/relationships" xmlns:w="http://schemas.openxmlformats.org/wordprocessingml/2006/main" xmlns:w14="http://schemas.microsoft.com/office/word/2010/wordml" xmlns:w15="http://schemas.microsoft.com/office/word/2012/wordml" xmlns:w16cex="http://schemas.microsoft.com/office/word/2018/wordml/cex" xmlns:w16cid="http://schemas.microsoft.com/office/word/2016/wordml/cid" xmlns:w16="http://schemas.microsoft.com/office/word/2018/wordml" xmlns:w16du="http://schemas.microsoft.com/office/word/2023/wordml/word16du" xmlns:w16sdtdh="http://schemas.microsoft.com/office/word/2020/wordml/sdtdatahash" xmlns:w16sdtfl="http://schemas.microsoft.com/office/word/2024/wordml/sdtformatlock" xmlns:w16se="http://schemas.microsoft.com/office/word/2015/wordml/symex" mc:Ignorable="w14 w15 w16se w16cid w16 w16cex w16sdtdh w16sdtfl w16du">
   <w:docDefaults>
     <w:rPrDefault>
       <w:rPr>
-        <w:rFonts w:ascii="Calibri" w:hAnsi="Calibri" w:eastAsia="宋体" w:cs="Times New Roman"/>
+        <w:rFonts w:ascii="Calibri" w:eastAsia="宋体" w:hAnsi="Calibri" w:cs="Times New Roman"/>
+        <w:lang w:val="en-US" w:eastAsia="zh-CN" w:bidi="ar-SA"/>
       </w:rPr>
     </w:rPrDefault>
     <w:pPrDefault/>
   </w:docDefaults>
-  <w:latentStyles w:count="260" w:defQFormat="0" w:defUnhideWhenUsed="1" w:defSemiHidden="1" w:defUIPriority="99" w:defLockedState="0">
-    <w:lsdException w:qFormat="1" w:unhideWhenUsed="0" w:uiPriority="0" w:semiHidden="0" w:name="Normal"/>
-    <w:lsdException w:qFormat="1" w:unhideWhenUsed="0" w:uiPriority="0" w:semiHidden="0" w:name="heading 1"/>
-    <w:lsdException w:qFormat="1" w:unhideWhenUsed="0" w:uiPriority="0" w:semiHidden="0" w:name="heading 2"/>
-    <w:lsdException w:qFormat="1" w:unhideWhenUsed="0" w:uiPriority="0" w:semiHidden="0" w:name="heading 3"/>
-    <w:lsdException w:qFormat="1" w:uiPriority="0" w:name="heading 4"/>
-    <w:lsdException w:qFormat="1" w:uiPriority="0" w:name="heading 5"/>
-    <w:lsdException w:qFormat="1" w:uiPriority="0" w:name="heading 6"/>
-    <w:lsdException w:qFormat="1" w:uiPriority="0" w:name="heading 7"/>
-    <w:lsdException w:qFormat="1" w:uiPriority="0" w:name="heading 8"/>
-    <w:lsdException w:qFormat="1" w:unhideWhenUsed="0" w:uiPriority="0" w:semiHidden="0" w:name="heading 9"/>
-    <w:lsdException w:uiPriority="99" w:name="index 1"/>
-    <w:lsdException w:uiPriority="99" w:name="index 2"/>
-    <w:lsdException w:uiPriority="99" w:name="index 3"/>
-    <w:lsdException w:uiPriority="99" w:name="index 4"/>
-    <w:lsdException w:uiPriority="99" w:name="index 5"/>
-    <w:lsdException w:uiPriority="99" w:name="index 6"/>
-    <w:lsdException w:uiPriority="99" w:name="index 7"/>
-    <w:lsdException w:uiPriority="99" w:name="index 8"/>
-    <w:lsdException w:uiPriority="99" w:name="index 9"/>
-    <w:lsdException w:uiPriority="39" w:name="toc 1"/>
-    <w:lsdException w:uiPriority="39" w:name="toc 2"/>
-    <w:lsdException w:uiPriority="39" w:name="toc 3"/>
-    <w:lsdException w:uiPriority="39" w:name="toc 4"/>
-    <w:lsdException w:uiPriority="39" w:name="toc 5"/>
-    <w:lsdException w:uiPriority="39" w:name="toc 6"/>
-    <w:lsdException w:uiPriority="39" w:name="toc 7"/>
-    <w:lsdException w:qFormat="1" w:unhideWhenUsed="0" w:uiPriority="0" w:semiHidden="0" w:name="toc 8"/>
-    <w:lsdException w:uiPriority="39" w:name="toc 9"/>
-    <w:lsdException w:qFormat="1" w:unhideWhenUsed="0" w:uiPriority="0" w:semiHidden="0" w:name="Normal Indent"/>
-    <w:lsdException w:uiPriority="99" w:name="footnote text"/>
-    <w:lsdException w:uiPriority="99" w:name="annotation text"/>
-    <w:lsdException w:qFormat="1" w:unhideWhenUsed="0" w:uiPriority="0" w:semiHidden="0" w:name="header"/>
-    <w:lsdException w:qFormat="1" w:unhideWhenUsed="0" w:uiPriority="99" w:semiHidden="0" w:name="footer"/>
-    <w:lsdException w:uiPriority="99" w:name="index heading"/>
-    <w:lsdException w:qFormat="1" w:uiPriority="0" w:name="caption"/>
-    <w:lsdException w:uiPriority="99" w:name="table of figures"/>
-    <w:lsdException w:uiPriority="99" w:name="envelope address"/>
-    <w:lsdException w:uiPriority="99" w:name="envelope return"/>
-    <w:lsdException w:uiPriority="99" w:name="footnote reference"/>
-    <w:lsdException w:uiPriority="99" w:name="annotation reference"/>
-    <w:lsdException w:uiPriority="99" w:name="line number"/>
-    <w:lsdException w:qFormat="1" w:unhideWhenUsed="0" w:uiPriority="0" w:semiHidden="0" w:name="page number"/>
-    <w:lsdException w:uiPriority="99" w:name="endnote reference"/>
-    <w:lsdException w:uiPriority="99" w:name="endnote text"/>
-    <w:lsdException w:uiPriority="99" w:name="table of authorities"/>
-    <w:lsdException w:uiPriority="99" w:name="macro"/>
-    <w:lsdException w:uiPriority="99" w:name="toa heading"/>
-    <w:lsdException w:uiPriority="99" w:name="List"/>
-    <w:lsdException w:uiPriority="99" w:name="List Bullet"/>
-    <w:lsdException w:uiPriority="99" w:name="List Number"/>
-    <w:lsdException w:uiPriority="99" w:name="List 2"/>
-    <w:lsdException w:uiPriority="99" w:name="List 3"/>
-    <w:lsdException w:uiPriority="99" w:name="List 4"/>
-    <w:lsdException w:uiPriority="99" w:name="List 5"/>
-    <w:lsdException w:uiPriority="99" w:name="List Bullet 2"/>
-    <w:lsdException w:uiPriority="99" w:name="List Bullet 3"/>
-    <w:lsdException w:uiPriority="99" w:name="List Bullet 4"/>
-    <w:lsdException w:uiPriority="99" w:name="List Bullet 5"/>
-    <w:lsdException w:uiPriority="99" w:name="List Number 2"/>
-    <w:lsdException w:uiPriority="99" w:name="List Number 3"/>
-    <w:lsdException w:uiPriority="99" w:name="List Number 4"/>
-    <w:lsdException w:uiPriority="99" w:name="List Number 5"/>
-    <w:lsdException w:qFormat="1" w:unhideWhenUsed="0" w:uiPriority="0" w:semiHidden="0" w:name="Title"/>
-    <w:lsdException w:uiPriority="99" w:name="Closing"/>
-    <w:lsdException w:uiPriority="99" w:name="Signature"/>
-    <w:lsdException w:qFormat="1" w:uiPriority="1" w:name="Default Paragraph Font"/>
-    <w:lsdException w:qFormat="1" w:uiPriority="99" w:semiHidden="0" w:name="Body Text"/>
-    <w:lsdException w:qFormat="1" w:unhideWhenUsed="0" w:uiPriority="0" w:semiHidden="0" w:name="Body Text Indent"/>
-    <w:lsdException w:uiPriority="99" w:name="List Continue"/>
-    <w:lsdException w:uiPriority="99" w:name="List Continue 2"/>
-    <w:lsdException w:uiPriority="99" w:name="List Continue 3"/>
-    <w:lsdException w:uiPriority="99" w:name="List Continue 4"/>
-    <w:lsdException w:uiPriority="99" w:name="List Continue 5"/>
-    <w:lsdException w:uiPriority="99" w:name="Message Header"/>
-    <w:lsdException w:qFormat="1" w:unhideWhenUsed="0" w:uiPriority="0" w:semiHidden="0" w:name="Subtitle"/>
-    <w:lsdException w:uiPriority="99" w:name="Salutation"/>
-    <w:lsdException w:uiPriority="99" w:name="Date"/>
-    <w:lsdException w:uiPriority="99" w:name="Body Text First Indent"/>
-    <w:lsdException w:uiPriority="99" w:name="Body Text First Indent 2"/>
-    <w:lsdException w:uiPriority="99" w:name="Note Heading"/>
-    <w:lsdException w:uiPriority="99" w:name="Body Text 2"/>
-    <w:lsdException w:uiPriority="99" w:name="Body Text 3"/>
-    <w:lsdException w:uiPriority="99" w:name="Body Text Indent 2"/>
-    <w:lsdException w:uiPriority="99" w:name="Body Text Indent 3"/>
-    <w:lsdException w:uiPriority="99" w:name="Block Text"/>
-    <w:lsdException w:qFormat="1" w:uiPriority="0" w:semiHidden="0" w:name="Hyperlink"/>
-    <w:lsdException w:uiPriority="99" w:name="FollowedHyperlink"/>
-    <w:lsdException w:qFormat="1" w:unhideWhenUsed="0" w:uiPriority="0" w:semiHidden="0" w:name="Strong"/>
-    <w:lsdException w:qFormat="1" w:unhideWhenUsed="0" w:uiPriority="0" w:semiHidden="0" w:name="Emphasis"/>
-    <w:lsdException w:uiPriority="99" w:name="Document Map"/>
-    <w:lsdException w:uiPriority="99" w:name="Plain Text"/>
-    <w:lsdException w:uiPriority="99" w:name="E-mail Signature"/>
-    <w:lsdException w:uiPriority="99" w:name="Normal (Web)"/>
-    <w:lsdException w:uiPriority="99" w:name="HTML Acronym"/>
-    <w:lsdException w:uiPriority="99" w:name="HTML Address"/>
-    <w:lsdException w:uiPriority="99" w:name="HTML Cite"/>
-    <w:lsdException w:uiPriority="99" w:name="HTML Code"/>
-    <w:lsdException w:uiPriority="99" w:name="HTML Definition"/>
-    <w:lsdException w:uiPriority="99" w:name="HTML Keyboard"/>
-    <w:lsdException w:uiPriority="99" w:name="HTML Preformatted"/>
-    <w:lsdException w:uiPriority="99" w:name="HTML Sample"/>
-    <w:lsdException w:uiPriority="99" w:name="HTML Typewriter"/>
-    <w:lsdException w:uiPriority="99" w:name="HTML Variable"/>
-    <w:lsdException w:qFormat="1" w:uiPriority="99" w:name="Normal Table"/>
-    <w:lsdException w:uiPriority="99" w:name="annotation subject"/>
-    <w:lsdException w:uiPriority="99" w:name="Table Simple 1"/>
-    <w:lsdException w:uiPriority="99" w:name="Table Simple 2"/>
-    <w:lsdException w:uiPriority="99" w:name="Table Simple 3"/>
-    <w:lsdException w:uiPriority="99" w:name="Table Classic 1"/>
-    <w:lsdException w:uiPriority="99" w:name="Table Classic 2"/>
-    <w:lsdException w:uiPriority="99" w:name="Table Classic 3"/>
-    <w:lsdException w:uiPriority="99" w:name="Table Classic 4"/>
-    <w:lsdException w:uiPriority="99" w:name="Table Colorful 1"/>
-    <w:lsdException w:uiPriority="99" w:name="Table Colorful 2"/>
-    <w:lsdException w:uiPriority="99" w:name="Table Colorful 3"/>
-    <w:lsdException w:uiPriority="99" w:name="Table Columns 1"/>
-    <w:lsdException w:uiPriority="99" w:name="Table Columns 2"/>
-    <w:lsdException w:uiPriority="99" w:name="Table Columns 3"/>
-    <w:lsdException w:uiPriority="99" w:name="Table Columns 4"/>
-    <w:lsdException w:uiPriority="99" w:name="Table Columns 5"/>
-    <w:lsdException w:uiPriority="99" w:name="Table Grid 1"/>
-    <w:lsdException w:uiPriority="99" w:name="Table Grid 2"/>
-    <w:lsdException w:uiPriority="99" w:name="Table Grid 3"/>
-    <w:lsdException w:uiPriority="99" w:name="Table Grid 4"/>
-    <w:lsdException w:uiPriority="99" w:name="Table Grid 5"/>
-    <w:lsdException w:uiPriority="99" w:name="Table Grid 6"/>
-    <w:lsdException w:uiPriority="99" w:name="Table Grid 7"/>
-    <w:lsdException w:uiPriority="99" w:name="Table Grid 8"/>
-    <w:lsdException w:uiPriority="99" w:name="Table List 1"/>
-    <w:lsdException w:uiPriority="99" w:name="Table List 2"/>
-    <w:lsdException w:uiPriority="99" w:name="Table List 3"/>
-    <w:lsdException w:uiPriority="99" w:name="Table List 4"/>
-    <w:lsdException w:uiPriority="99" w:name="Table List 5"/>
-    <w:lsdException w:uiPriority="99" w:name="Table List 6"/>
-    <w:lsdException w:uiPriority="99" w:name="Table List 7"/>
-    <w:lsdException w:uiPriority="99" w:name="Table List 8"/>
-    <w:lsdException w:uiPriority="99" w:name="Table 3D effects 1"/>
-    <w:lsdException w:uiPriority="99" w:name="Table 3D effects 2"/>
-    <w:lsdException w:uiPriority="99" w:name="Table 3D effects 3"/>
-    <w:lsdException w:uiPriority="99" w:name="Table Contemporary"/>
-    <w:lsdException w:uiPriority="99" w:name="Table Elegant"/>
-    <w:lsdException w:uiPriority="99" w:name="Table Professional"/>
-    <w:lsdException w:uiPriority="99" w:name="Table Subtle 1"/>
-    <w:lsdException w:uiPriority="99" w:name="Table Subtle 2"/>
-    <w:lsdException w:uiPriority="99" w:name="Table Web 1"/>
-    <w:lsdException w:uiPriority="99" w:name="Table Web 2"/>
-    <w:lsdException w:uiPriority="99" w:name="Table Web 3"/>
-    <w:lsdException w:qFormat="1" w:unhideWhenUsed="0" w:uiPriority="0" w:semiHidden="0" w:name="Balloon Text"/>
-    <w:lsdException w:unhideWhenUsed="0" w:uiPriority="39" w:semiHidden="0" w:name="Table Grid"/>
-    <w:lsdException w:uiPriority="99" w:name="Table Theme"/>
-    <w:lsdException w:unhideWhenUsed="0" w:uiPriority="60" w:semiHidden="0" w:name="Light Shading"/>
-    <w:lsdException w:unhideWhenUsed="0" w:uiPriority="61" w:semiHidden="0" w:name="Light List"/>
-    <w:lsdException w:unhideWhenUsed="0" w:uiPriority="62" w:semiHidden="0" w:name="Light Grid"/>
-    <w:lsdException w:unhideWhenUsed="0" w:uiPriority="63" w:semiHidden="0" w:name="Medium Shading 1"/>
-    <w:lsdException w:unhideWhenUsed="0" w:uiPriority="64" w:semiHidden="0" w:name="Medium Shading 2"/>
-    <w:lsdException w:unhideWhenUsed="0" w:uiPriority="65" w:semiHidden="0" w:name="Medium List 1"/>
-    <w:lsdException w:unhideWhenUsed="0" w:uiPriority="66" w:semiHidden="0" w:name="Medium List 2"/>
-    <w:lsdException w:unhideWhenUsed="0" w:uiPriority="67" w:semiHidden="0" w:name="Medium Grid 1"/>
-    <w:lsdException w:unhideWhenUsed="0" w:uiPriority="68" w:semiHidden="0" w:name="Medium Grid 2"/>
-    <w:lsdException w:unhideWhenUsed="0" w:uiPriority="69" w:semiHidden="0" w:name="Medium Grid 3"/>
-    <w:lsdException w:unhideWhenUsed="0" w:uiPriority="70" w:semiHidden="0" w:name="Dark List"/>
-    <w:lsdException w:unhideWhenUsed="0" w:uiPriority="71" w:semiHidden="0" w:name="Colorful Shading"/>
-    <w:lsdException w:unhideWhenUsed="0" w:uiPriority="72" w:semiHidden="0" w:name="Colorful List"/>
-    <w:lsdException w:unhideWhenUsed="0" w:uiPriority="73" w:semiHidden="0" w:name="Colorful Grid"/>
-    <w:lsdException w:unhideWhenUsed="0" w:uiPriority="60" w:semiHidden="0" w:name="Light Shading Accent 1"/>
-    <w:lsdException w:unhideWhenUsed="0" w:uiPriority="61" w:semiHidden="0" w:name="Light List Accent 1"/>
-    <w:lsdException w:unhideWhenUsed="0" w:uiPriority="62" w:semiHidden="0" w:name="Light Grid Accent 1"/>
-    <w:lsdException w:unhideWhenUsed="0" w:uiPriority="63" w:semiHidden="0" w:name="Medium Shading 1 Accent 1"/>
-    <w:lsdException w:unhideWhenUsed="0" w:uiPriority="64" w:semiHidden="0" w:name="Medium Shading 2 Accent 1"/>
-    <w:lsdException w:unhideWhenUsed="0" w:uiPriority="65" w:semiHidden="0" w:name="Medium List 1 Accent 1"/>
-    <w:lsdException w:qFormat="1" w:uiPriority="99" w:semiHidden="0" w:name="List Paragraph"/>
-    <w:lsdException w:qFormat="1" w:unhideWhenUsed="0" w:uiPriority="29" w:semiHidden="0" w:name="Quote"/>
-    <w:lsdException w:qFormat="1" w:unhideWhenUsed="0" w:uiPriority="30" w:semiHidden="0" w:name="Intense Quote"/>
-    <w:lsdException w:unhideWhenUsed="0" w:uiPriority="66" w:semiHidden="0" w:name="Medium List 2 Accent 1"/>
-    <w:lsdException w:unhideWhenUsed="0" w:uiPriority="67" w:semiHidden="0" w:name="Medium Grid 1 Accent 1"/>
-    <w:lsdException w:unhideWhenUsed="0" w:uiPriority="68" w:semiHidden="0" w:name="Medium Grid 2 Accent 1"/>
-    <w:lsdException w:unhideWhenUsed="0" w:uiPriority="69" w:semiHidden="0" w:name="Medium Grid 3 Accent 1"/>
-    <w:lsdException w:unhideWhenUsed="0" w:uiPriority="70" w:semiHidden="0" w:name="Dark List Accent 1"/>
-    <w:lsdException w:unhideWhenUsed="0" w:uiPriority="71" w:semiHidden="0" w:name="Colorful Shading Accent 1"/>
-    <w:lsdException w:unhideWhenUsed="0" w:uiPriority="72" w:semiHidden="0" w:name="Colorful List Accent 1"/>
-    <w:lsdException w:unhideWhenUsed="0" w:uiPriority="73" w:semiHidden="0" w:name="Colorful Grid Accent 1"/>
-    <w:lsdException w:unhideWhenUsed="0" w:uiPriority="60" w:semiHidden="0" w:name="Light Shading Accent 2"/>
-    <w:lsdException w:unhideWhenUsed="0" w:uiPriority="61" w:semiHidden="0" w:name="Light List Accent 2"/>
-    <w:lsdException w:unhideWhenUsed="0" w:uiPriority="62" w:semiHidden="0" w:name="Light Grid Accent 2"/>
-    <w:lsdException w:unhideWhenUsed="0" w:uiPriority="63" w:semiHidden="0" w:name="Medium Shading 1 Accent 2"/>
-    <w:lsdException w:unhideWhenUsed="0" w:uiPriority="64" w:semiHidden="0" w:name="Medium Shading 2 Accent 2"/>
-    <w:lsdException w:unhideWhenUsed="0" w:uiPriority="65" w:semiHidden="0" w:name="Medium List 1 Accent 2"/>
-    <w:lsdException w:unhideWhenUsed="0" w:uiPriority="66" w:semiHidden="0" w:name="Medium List 2 Accent 2"/>
-    <w:lsdException w:unhideWhenUsed="0" w:uiPriority="67" w:semiHidden="0" w:name="Medium Grid 1 Accent 2"/>
-    <w:lsdException w:unhideWhenUsed="0" w:uiPriority="68" w:semiHidden="0" w:name="Medium Grid 2 Accent 2"/>
-    <w:lsdException w:unhideWhenUsed="0" w:uiPriority="69" w:semiHidden="0" w:name="Medium Grid 3 Accent 2"/>
-    <w:lsdException w:unhideWhenUsed="0" w:uiPriority="70" w:semiHidden="0" w:name="Dark List Accent 2"/>
-    <w:lsdException w:unhideWhenUsed="0" w:uiPriority="71" w:semiHidden="0" w:name="Colorful Shading Accent 2"/>
-    <w:lsdException w:unhideWhenUsed="0" w:uiPriority="72" w:semiHidden="0" w:name="Colorful List Accent 2"/>
-    <w:lsdException w:unhideWhenUsed="0" w:uiPriority="73" w:semiHidden="0" w:name="Colorful Grid Accent 2"/>
-    <w:lsdException w:unhideWhenUsed="0" w:uiPriority="60" w:semiHidden="0" w:name="Light Shading Accent 3"/>
-    <w:lsdException w:unhideWhenUsed="0" w:uiPriority="61" w:semiHidden="0" w:name="Light List Accent 3"/>
-    <w:lsdException w:unhideWhenUsed="0" w:uiPriority="62" w:semiHidden="0" w:name="Light Grid Accent 3"/>
-    <w:lsdException w:unhideWhenUsed="0" w:uiPriority="63" w:semiHidden="0" w:name="Medium Shading 1 Accent 3"/>
-    <w:lsdException w:unhideWhenUsed="0" w:uiPriority="64" w:semiHidden="0" w:name="Medium Shading 2 Accent 3"/>
-    <w:lsdException w:unhideWhenUsed="0" w:uiPriority="65" w:semiHidden="0" w:name="Medium List 1 Accent 3"/>
-    <w:lsdException w:unhideWhenUsed="0" w:uiPriority="66" w:semiHidden="0" w:name="Medium List 2 Accent 3"/>
-    <w:lsdException w:unhideWhenUsed="0" w:uiPriority="67" w:semiHidden="0" w:name="Medium Grid 1 Accent 3"/>
-    <w:lsdException w:unhideWhenUsed="0" w:uiPriority="68" w:semiHidden="0" w:name="Medium Grid 2 Accent 3"/>
-    <w:lsdException w:unhideWhenUsed="0" w:uiPriority="69" w:semiHidden="0" w:name="Medium Grid 3 Accent 3"/>
-    <w:lsdException w:unhideWhenUsed="0" w:uiPriority="70" w:semiHidden="0" w:name="Dark List Accent 3"/>
-    <w:lsdException w:unhideWhenUsed="0" w:uiPriority="71" w:semiHidden="0" w:name="Colorful Shading Accent 3"/>
-    <w:lsdException w:unhideWhenUsed="0" w:uiPriority="72" w:semiHidden="0" w:name="Colorful List Accent 3"/>
-    <w:lsdException w:unhideWhenUsed="0" w:uiPriority="73" w:semiHidden="0" w:name="Colorful Grid Accent 3"/>
-    <w:lsdException w:unhideWhenUsed="0" w:uiPriority="60" w:semiHidden="0" w:name="Light Shading Accent 4"/>
-    <w:lsdException w:unhideWhenUsed="0" w:uiPriority="61" w:semiHidden="0" w:name="Light List Accent 4"/>
-    <w:lsdException w:unhideWhenUsed="0" w:uiPriority="62" w:semiHidden="0" w:name="Light Grid Accent 4"/>
-    <w:lsdException w:unhideWhenUsed="0" w:uiPriority="63" w:semiHidden="0" w:name="Medium Shading 1 Accent 4"/>
-    <w:lsdException w:unhideWhenUsed="0" w:uiPriority="64" w:semiHidden="0" w:name="Medium Shading 2 Accent 4"/>
-    <w:lsdException w:unhideWhenUsed="0" w:uiPriority="65" w:semiHidden="0" w:name="Medium List 1 Accent 4"/>
-    <w:lsdException w:unhideWhenUsed="0" w:uiPriority="66" w:semiHidden="0" w:name="Medium List 2 Accent 4"/>
-    <w:lsdException w:unhideWhenUsed="0" w:uiPriority="67" w:semiHidden="0" w:name="Medium Grid 1 Accent 4"/>
-    <w:lsdException w:unhideWhenUsed="0" w:uiPriority="68" w:semiHidden="0" w:name="Medium Grid 2 Accent 4"/>
-    <w:lsdException w:unhideWhenUsed="0" w:uiPriority="69" w:semiHidden="0" w:name="Medium Grid 3 Accent 4"/>
-    <w:lsdException w:unhideWhenUsed="0" w:uiPriority="70" w:semiHidden="0" w:name="Dark List Accent 4"/>
-    <w:lsdException w:unhideWhenUsed="0" w:uiPriority="71" w:semiHidden="0" w:name="Colorful Shading Accent 4"/>
-    <w:lsdException w:unhideWhenUsed="0" w:uiPriority="72" w:semiHidden="0" w:name="Colorful List Accent 4"/>
-    <w:lsdException w:unhideWhenUsed="0" w:uiPriority="73" w:semiHidden="0" w:name="Colorful Grid Accent 4"/>
-    <w:lsdException w:unhideWhenUsed="0" w:uiPriority="60" w:semiHidden="0" w:name="Light Shading Accent 5"/>
-    <w:lsdException w:unhideWhenUsed="0" w:uiPriority="61" w:semiHidden="0" w:name="Light List Accent 5"/>
-    <w:lsdException w:unhideWhenUsed="0" w:uiPriority="62" w:semiHidden="0" w:name="Light Grid Accent 5"/>
-    <w:lsdException w:unhideWhenUsed="0" w:uiPriority="63" w:semiHidden="0" w:name="Medium Shading 1 Accent 5"/>
-    <w:lsdException w:unhideWhenUsed="0" w:uiPriority="64" w:semiHidden="0" w:name="Medium Shading 2 Accent 5"/>
-    <w:lsdException w:unhideWhenUsed="0" w:uiPriority="65" w:semiHidden="0" w:name="Medium List 1 Accent 5"/>
-    <w:lsdException w:unhideWhenUsed="0" w:uiPriority="66" w:semiHidden="0" w:name="Medium List 2 Accent 5"/>
-    <w:lsdException w:unhideWhenUsed="0" w:uiPriority="67" w:semiHidden="0" w:name="Medium Grid 1 Accent 5"/>
-    <w:lsdException w:unhideWhenUsed="0" w:uiPriority="68" w:semiHidden="0" w:name="Medium Grid 2 Accent 5"/>
-    <w:lsdException w:unhideWhenUsed="0" w:uiPriority="69" w:semiHidden="0" w:name="Medium Grid 3 Accent 5"/>
-    <w:lsdException w:unhideWhenUsed="0" w:uiPriority="70" w:semiHidden="0" w:name="Dark List Accent 5"/>
-    <w:lsdException w:unhideWhenUsed="0" w:uiPriority="71" w:semiHidden="0" w:name="Colorful Shading Accent 5"/>
-    <w:lsdException w:unhideWhenUsed="0" w:uiPriority="72" w:semiHidden="0" w:name="Colorful List Accent 5"/>
-    <w:lsdException w:unhideWhenUsed="0" w:uiPriority="73" w:semiHidden="0" w:name="Colorful Grid Accent 5"/>
-    <w:lsdException w:unhideWhenUsed="0" w:uiPriority="60" w:semiHidden="0" w:name="Light Shading Accent 6"/>
-    <w:lsdException w:unhideWhenUsed="0" w:uiPriority="61" w:semiHidden="0" w:name="Light List Accent 6"/>
-    <w:lsdException w:unhideWhenUsed="0" w:uiPriority="62" w:semiHidden="0" w:name="Light Grid Accent 6"/>
-    <w:lsdException w:unhideWhenUsed="0" w:uiPriority="63" w:semiHidden="0" w:name="Medium Shading 1 Accent 6"/>
-    <w:lsdException w:unhideWhenUsed="0" w:uiPriority="64" w:semiHidden="0" w:name="Medium Shading 2 Accent 6"/>
-    <w:lsdException w:unhideWhenUsed="0" w:uiPriority="65" w:semiHidden="0" w:name="Medium List 1 Accent 6"/>
-    <w:lsdException w:unhideWhenUsed="0" w:uiPriority="66" w:semiHidden="0" w:name="Medium List 2 Accent 6"/>
-    <w:lsdException w:unhideWhenUsed="0" w:uiPriority="67" w:semiHidden="0" w:name="Medium Grid 1 Accent 6"/>
-    <w:lsdException w:unhideWhenUsed="0" w:uiPriority="68" w:semiHidden="0" w:name="Medium Grid 2 Accent 6"/>
-    <w:lsdException w:unhideWhenUsed="0" w:uiPriority="69" w:semiHidden="0" w:name="Medium Grid 3 Accent 6"/>
-    <w:lsdException w:unhideWhenUsed="0" w:uiPriority="70" w:semiHidden="0" w:name="Dark List Accent 6"/>
-    <w:lsdException w:unhideWhenUsed="0" w:uiPriority="71" w:semiHidden="0" w:name="Colorful Shading Accent 6"/>
-    <w:lsdException w:unhideWhenUsed="0" w:uiPriority="72" w:semiHidden="0" w:name="Colorful List Accent 6"/>
-    <w:lsdException w:unhideWhenUsed="0" w:uiPriority="73" w:semiHidden="0" w:name="Colorful Grid Accent 6"/>
+  <w:latentStyles w:defLockedState="0" w:defUIPriority="99" w:defSemiHidden="0" w:defUnhideWhenUsed="0" w:defQFormat="0" w:count="376">
+    <w:lsdException w:name="Normal" w:uiPriority="0" w:qFormat="1"/>
+    <w:lsdException w:name="heading 1" w:uiPriority="0" w:qFormat="1"/>
+    <w:lsdException w:name="heading 2" w:uiPriority="0" w:qFormat="1"/>
+    <w:lsdException w:name="heading 3" w:uiPriority="0" w:qFormat="1"/>
+    <w:lsdException w:name="heading 4" w:semiHidden="1" w:uiPriority="0" w:unhideWhenUsed="1" w:qFormat="1"/>
+    <w:lsdException w:name="heading 5" w:semiHidden="1" w:uiPriority="0" w:unhideWhenUsed="1" w:qFormat="1"/>
+    <w:lsdException w:name="heading 6" w:semiHidden="1" w:uiPriority="0" w:unhideWhenUsed="1" w:qFormat="1"/>
+    <w:lsdException w:name="heading 7" w:semiHidden="1" w:uiPriority="0" w:unhideWhenUsed="1" w:qFormat="1"/>
+    <w:lsdException w:name="heading 8" w:semiHidden="1" w:uiPriority="0" w:unhideWhenUsed="1" w:qFormat="1"/>
+    <w:lsdException w:name="heading 9" w:uiPriority="0" w:qFormat="1"/>
+    <w:lsdException w:name="index 1" w:semiHidden="1" w:unhideWhenUsed="1"/>
+    <w:lsdException w:name="index 2" w:semiHidden="1" w:unhideWhenUsed="1"/>
+    <w:lsdException w:name="index 3" w:semiHidden="1" w:unhideWhenUsed="1"/>
+    <w:lsdException w:name="index 4" w:semiHidden="1" w:unhideWhenUsed="1"/>
+    <w:lsdException w:name="index 5" w:semiHidden="1" w:unhideWhenUsed="1"/>
+    <w:lsdException w:name="index 6" w:semiHidden="1" w:unhideWhenUsed="1"/>
+    <w:lsdException w:name="index 7" w:semiHidden="1" w:unhideWhenUsed="1"/>
+    <w:lsdException w:name="index 8" w:semiHidden="1" w:unhideWhenUsed="1"/>
+    <w:lsdException w:name="index 9" w:semiHidden="1" w:unhideWhenUsed="1"/>
+    <w:lsdException w:name="toc 1" w:semiHidden="1" w:uiPriority="39" w:unhideWhenUsed="1"/>
+    <w:lsdException w:name="toc 2" w:semiHidden="1" w:uiPriority="39" w:unhideWhenUsed="1"/>
+    <w:lsdException w:name="toc 3" w:semiHidden="1" w:uiPriority="39" w:unhideWhenUsed="1"/>
+    <w:lsdException w:name="toc 4" w:semiHidden="1" w:uiPriority="39" w:unhideWhenUsed="1"/>
+    <w:lsdException w:name="toc 5" w:semiHidden="1" w:uiPriority="39" w:unhideWhenUsed="1"/>
+    <w:lsdException w:name="toc 6" w:semiHidden="1" w:uiPriority="39" w:unhideWhenUsed="1"/>
+    <w:lsdException w:name="toc 7" w:semiHidden="1" w:uiPriority="39" w:unhideWhenUsed="1"/>
+    <w:lsdException w:name="toc 8" w:uiPriority="0" w:qFormat="1"/>
+    <w:lsdException w:name="toc 9" w:semiHidden="1" w:uiPriority="39" w:unhideWhenUsed="1"/>
+    <w:lsdException w:name="Normal Indent" w:uiPriority="0" w:qFormat="1"/>
+    <w:lsdException w:name="footnote text" w:semiHidden="1" w:unhideWhenUsed="1"/>
+    <w:lsdException w:name="annotation text" w:semiHidden="1" w:unhideWhenUsed="1"/>
+    <w:lsdException w:name="header" w:uiPriority="0" w:qFormat="1"/>
+    <w:lsdException w:name="footer" w:qFormat="1"/>
+    <w:lsdException w:name="index heading" w:semiHidden="1" w:unhideWhenUsed="1"/>
+    <w:lsdException w:name="caption" w:semiHidden="1" w:uiPriority="0" w:unhideWhenUsed="1" w:qFormat="1"/>
+    <w:lsdException w:name="table of figures" w:semiHidden="1" w:unhideWhenUsed="1"/>
+    <w:lsdException w:name="envelope address" w:semiHidden="1" w:unhideWhenUsed="1"/>
+    <w:lsdException w:name="envelope return" w:semiHidden="1" w:unhideWhenUsed="1"/>
+    <w:lsdException w:name="footnote reference" w:semiHidden="1" w:unhideWhenUsed="1"/>
+    <w:lsdException w:name="annotation reference" w:semiHidden="1" w:unhideWhenUsed="1"/>
+    <w:lsdException w:name="line number" w:semiHidden="1" w:unhideWhenUsed="1"/>
+    <w:lsdException w:name="page number" w:uiPriority="0" w:qFormat="1"/>
+    <w:lsdException w:name="endnote reference" w:semiHidden="1" w:unhideWhenUsed="1"/>
+    <w:lsdException w:name="endnote text" w:semiHidden="1" w:unhideWhenUsed="1"/>
+    <w:lsdException w:name="table of authorities" w:semiHidden="1" w:unhideWhenUsed="1"/>
+    <w:lsdException w:name="macro" w:semiHidden="1" w:unhideWhenUsed="1"/>
+    <w:lsdException w:name="toa heading" w:semiHidden="1" w:unhideWhenUsed="1"/>
+    <w:lsdException w:name="List" w:semiHidden="1" w:unhideWhenUsed="1"/>
+    <w:lsdException w:name="List Bullet" w:semiHidden="1" w:unhideWhenUsed="1"/>
+    <w:lsdException w:name="List Number" w:semiHidden="1" w:unhideWhenUsed="1"/>
+    <w:lsdException w:name="List 2" w:semiHidden="1" w:unhideWhenUsed="1"/>
+    <w:lsdException w:name="List 3" w:semiHidden="1" w:unhideWhenUsed="1"/>
+    <w:lsdException w:name="List 4" w:semiHidden="1" w:unhideWhenUsed="1"/>
+    <w:lsdException w:name="List 5" w:semiHidden="1" w:unhideWhenUsed="1"/>
+    <w:lsdException w:name="List Bullet 2" w:semiHidden="1" w:unhideWhenUsed="1"/>
+    <w:lsdException w:name="List Bullet 3" w:semiHidden="1" w:unhideWhenUsed="1"/>
+    <w:lsdException w:name="List Bullet 4" w:semiHidden="1" w:unhideWhenUsed="1"/>
+    <w:lsdException w:name="List Bullet 5" w:semiHidden="1" w:unhideWhenUsed="1"/>
+    <w:lsdException w:name="List Number 2" w:semiHidden="1" w:unhideWhenUsed="1"/>
+    <w:lsdException w:name="List Number 3" w:semiHidden="1" w:unhideWhenUsed="1"/>
+    <w:lsdException w:name="List Number 4" w:semiHidden="1" w:unhideWhenUsed="1"/>
+    <w:lsdException w:name="List Number 5" w:semiHidden="1" w:unhideWhenUsed="1"/>
+    <w:lsdException w:name="Title" w:uiPriority="0" w:qFormat="1"/>
+    <w:lsdException w:name="Closing" w:semiHidden="1" w:unhideWhenUsed="1"/>
+    <w:lsdException w:name="Signature" w:semiHidden="1" w:unhideWhenUsed="1"/>
+    <w:lsdException w:name="Default Paragraph Font" w:semiHidden="1" w:uiPriority="1" w:unhideWhenUsed="1" w:qFormat="1"/>
+    <w:lsdException w:name="Body Text" w:unhideWhenUsed="1" w:qFormat="1"/>
+    <w:lsdException w:name="Body Text Indent" w:uiPriority="0" w:qFormat="1"/>
+    <w:lsdException w:name="List Continue" w:semiHidden="1" w:unhideWhenUsed="1"/>
+    <w:lsdException w:name="List Continue 2" w:semiHidden="1" w:unhideWhenUsed="1"/>
+    <w:lsdException w:name="List Continue 3" w:semiHidden="1" w:unhideWhenUsed="1"/>
+    <w:lsdException w:name="List Continue 4" w:semiHidden="1" w:unhideWhenUsed="1"/>
+    <w:lsdException w:name="List Continue 5" w:semiHidden="1" w:unhideWhenUsed="1"/>
+    <w:lsdException w:name="Message Header" w:semiHidden="1" w:unhideWhenUsed="1"/>
+    <w:lsdException w:name="Subtitle" w:uiPriority="0" w:qFormat="1"/>
+    <w:lsdException w:name="Salutation" w:semiHidden="1" w:unhideWhenUsed="1"/>
+    <w:lsdException w:name="Date" w:semiHidden="1" w:unhideWhenUsed="1"/>
+    <w:lsdException w:name="Body Text First Indent" w:semiHidden="1" w:unhideWhenUsed="1"/>
+    <w:lsdException w:name="Body Text First Indent 2" w:semiHidden="1" w:unhideWhenUsed="1"/>
+    <w:lsdException w:name="Note Heading" w:semiHidden="1" w:unhideWhenUsed="1"/>
+    <w:lsdException w:name="Body Text 2" w:semiHidden="1" w:unhideWhenUsed="1"/>
+    <w:lsdException w:name="Body Text 3" w:semiHidden="1" w:unhideWhenUsed="1"/>
+    <w:lsdException w:name="Body Text Indent 2" w:semiHidden="1" w:unhideWhenUsed="1"/>
+    <w:lsdException w:name="Body Text Indent 3" w:semiHidden="1" w:unhideWhenUsed="1"/>
+    <w:lsdException w:name="Block Text" w:semiHidden="1" w:unhideWhenUsed="1"/>
+    <w:lsdException w:name="Hyperlink" w:uiPriority="0" w:unhideWhenUsed="1" w:qFormat="1"/>
+    <w:lsdException w:name="FollowedHyperlink" w:semiHidden="1" w:unhideWhenUsed="1"/>
+    <w:lsdException w:name="Strong" w:uiPriority="0" w:qFormat="1"/>
+    <w:lsdException w:name="Emphasis" w:uiPriority="0" w:qFormat="1"/>
+    <w:lsdException w:name="Document Map" w:semiHidden="1" w:unhideWhenUsed="1"/>
+    <w:lsdException w:name="Plain Text" w:semiHidden="1" w:unhideWhenUsed="1"/>
+    <w:lsdException w:name="E-mail Signature" w:semiHidden="1" w:unhideWhenUsed="1"/>
+    <w:lsdException w:name="HTML Top of Form" w:semiHidden="1" w:unhideWhenUsed="1"/>
+    <w:lsdException w:name="HTML Bottom of Form" w:semiHidden="1" w:unhideWhenUsed="1"/>
+    <w:lsdException w:name="Normal (Web)" w:semiHidden="1" w:unhideWhenUsed="1"/>
+    <w:lsdException w:name="HTML Acronym" w:semiHidden="1" w:unhideWhenUsed="1"/>
+    <w:lsdException w:name="HTML Address" w:semiHidden="1" w:unhideWhenUsed="1"/>
+    <w:lsdException w:name="HTML Cite" w:semiHidden="1" w:unhideWhenUsed="1"/>
+    <w:lsdException w:name="HTML Code" w:semiHidden="1" w:unhideWhenUsed="1"/>
+    <w:lsdException w:name="HTML Definition" w:semiHidden="1" w:unhideWhenUsed="1"/>
+    <w:lsdException w:name="HTML Keyboard" w:semiHidden="1" w:unhideWhenUsed="1"/>
+    <w:lsdException w:name="HTML Preformatted" w:semiHidden="1" w:unhideWhenUsed="1"/>
+    <w:lsdException w:name="HTML Sample" w:semiHidden="1" w:unhideWhenUsed="1"/>
+    <w:lsdException w:name="HTML Typewriter" w:semiHidden="1" w:unhideWhenUsed="1"/>
+    <w:lsdException w:name="HTML Variable" w:semiHidden="1" w:unhideWhenUsed="1"/>
+    <w:lsdException w:name="Normal Table" w:semiHidden="1" w:unhideWhenUsed="1" w:qFormat="1"/>
+    <w:lsdException w:name="annotation subject" w:semiHidden="1" w:unhideWhenUsed="1"/>
+    <w:lsdException w:name="No List" w:semiHidden="1" w:unhideWhenUsed="1"/>
+    <w:lsdException w:name="Outline List 1" w:semiHidden="1" w:unhideWhenUsed="1"/>
+    <w:lsdException w:name="Outline List 2" w:semiHidden="1" w:unhideWhenUsed="1"/>
+    <w:lsdException w:name="Outline List 3" w:semiHidden="1" w:unhideWhenUsed="1"/>
+    <w:lsdException w:name="Table Simple 1" w:semiHidden="1" w:unhideWhenUsed="1"/>
+    <w:lsdException w:name="Table Simple 2" w:semiHidden="1" w:unhideWhenUsed="1"/>
+    <w:lsdException w:name="Table Simple 3" w:semiHidden="1" w:unhideWhenUsed="1"/>
+    <w:lsdException w:name="Table Classic 1" w:semiHidden="1" w:unhideWhenUsed="1"/>
+    <w:lsdException w:name="Table Classic 2" w:semiHidden="1" w:unhideWhenUsed="1"/>
+    <w:lsdException w:name="Table Classic 3" w:semiHidden="1" w:unhideWhenUsed="1"/>
+    <w:lsdException w:name="Table Classic 4" w:semiHidden="1" w:unhideWhenUsed="1"/>
+    <w:lsdException w:name="Table Colorful 1" w:semiHidden="1" w:unhideWhenUsed="1"/>
+    <w:lsdException w:name="Table Colorful 2" w:semiHidden="1" w:unhideWhenUsed="1"/>
+    <w:lsdException w:name="Table Colorful 3" w:semiHidden="1" w:unhideWhenUsed="1"/>
+    <w:lsdException w:name="Table Columns 1" w:semiHidden="1" w:unhideWhenUsed="1"/>
+    <w:lsdException w:name="Table Columns 2" w:semiHidden="1" w:unhideWhenUsed="1"/>
+    <w:lsdException w:name="Table Columns 3" w:semiHidden="1" w:unhideWhenUsed="1"/>
+    <w:lsdException w:name="Table Columns 4" w:semiHidden="1" w:unhideWhenUsed="1"/>
+    <w:lsdException w:name="Table Columns 5" w:semiHidden="1" w:unhideWhenUsed="1"/>
+    <w:lsdException w:name="Table Grid 1" w:semiHidden="1" w:unhideWhenUsed="1"/>
+    <w:lsdException w:name="Table Grid 2" w:semiHidden="1" w:unhideWhenUsed="1"/>
+    <w:lsdException w:name="Table Grid 3" w:semiHidden="1" w:unhideWhenUsed="1"/>
+    <w:lsdException w:name="Table Grid 4" w:semiHidden="1" w:unhideWhenUsed="1"/>
+    <w:lsdException w:name="Table Grid 5" w:semiHidden="1" w:unhideWhenUsed="1"/>
+    <w:lsdException w:name="Table Grid 6" w:semiHidden="1" w:unhideWhenUsed="1"/>
+    <w:lsdException w:name="Table Grid 7" w:semiHidden="1" w:unhideWhenUsed="1"/>
+    <w:lsdException w:name="Table Grid 8" w:semiHidden="1" w:unhideWhenUsed="1"/>
+    <w:lsdException w:name="Table List 1" w:semiHidden="1" w:unhideWhenUsed="1"/>
+    <w:lsdException w:name="Table List 2" w:semiHidden="1" w:unhideWhenUsed="1"/>
+    <w:lsdException w:name="Table List 3" w:semiHidden="1" w:unhideWhenUsed="1"/>
+    <w:lsdException w:name="Table List 4" w:semiHidden="1" w:unhideWhenUsed="1"/>
+    <w:lsdException w:name="Table List 5" w:semiHidden="1" w:unhideWhenUsed="1"/>
+    <w:lsdException w:name="Table List 6" w:semiHidden="1" w:unhideWhenUsed="1"/>
+    <w:lsdException w:name="Table List 7" w:semiHidden="1" w:unhideWhenUsed="1"/>
+    <w:lsdException w:name="Table List 8" w:semiHidden="1" w:unhideWhenUsed="1"/>
+    <w:lsdException w:name="Table 3D effects 1" w:semiHidden="1" w:unhideWhenUsed="1"/>
+    <w:lsdException w:name="Table 3D effects 2" w:semiHidden="1" w:unhideWhenUsed="1"/>
+    <w:lsdException w:name="Table 3D effects 3" w:semiHidden="1" w:unhideWhenUsed="1"/>
+    <w:lsdException w:name="Table Contemporary" w:semiHidden="1" w:unhideWhenUsed="1"/>
+    <w:lsdException w:name="Table Elegant" w:semiHidden="1" w:unhideWhenUsed="1"/>
+    <w:lsdException w:name="Table Professional" w:semiHidden="1" w:unhideWhenUsed="1"/>
+    <w:lsdException w:name="Table Subtle 1" w:semiHidden="1" w:unhideWhenUsed="1"/>
+    <w:lsdException w:name="Table Subtle 2" w:semiHidden="1" w:unhideWhenUsed="1"/>
+    <w:lsdException w:name="Table Web 1" w:semiHidden="1" w:unhideWhenUsed="1"/>
+    <w:lsdException w:name="Table Web 2" w:semiHidden="1" w:unhideWhenUsed="1"/>
+    <w:lsdException w:name="Table Web 3" w:semiHidden="1" w:unhideWhenUsed="1"/>
+    <w:lsdException w:name="Balloon Text" w:uiPriority="0" w:qFormat="1"/>
+    <w:lsdException w:name="Table Grid" w:uiPriority="39"/>
+    <w:lsdException w:name="Table Theme" w:semiHidden="1" w:unhideWhenUsed="1"/>
+    <w:lsdException w:name="Placeholder Text" w:semiHidden="1" w:unhideWhenUsed="1"/>
+    <w:lsdException w:name="No Spacing" w:semiHidden="1" w:unhideWhenUsed="1"/>
+    <w:lsdException w:name="Light Shading" w:uiPriority="60"/>
+    <w:lsdException w:name="Light List" w:uiPriority="61"/>
+    <w:lsdException w:name="Light Grid" w:uiPriority="62"/>
+    <w:lsdException w:name="Medium Shading 1" w:uiPriority="63"/>
+    <w:lsdException w:name="Medium Shading 2" w:uiPriority="64"/>
+    <w:lsdException w:name="Medium List 1" w:uiPriority="65"/>
+    <w:lsdException w:name="Medium List 2" w:uiPriority="66"/>
+    <w:lsdException w:name="Medium Grid 1" w:uiPriority="67"/>
+    <w:lsdException w:name="Medium Grid 2" w:uiPriority="68"/>
+    <w:lsdException w:name="Medium Grid 3" w:uiPriority="69"/>
+    <w:lsdException w:name="Dark List" w:uiPriority="70"/>
+    <w:lsdException w:name="Colorful Shading" w:uiPriority="71"/>
+    <w:lsdException w:name="Colorful List" w:uiPriority="72"/>
+    <w:lsdException w:name="Colorful Grid" w:uiPriority="73"/>
+    <w:lsdException w:name="Light Shading Accent 1" w:uiPriority="60"/>
+    <w:lsdException w:name="Light List Accent 1" w:uiPriority="61"/>
+    <w:lsdException w:name="Light Grid Accent 1" w:uiPriority="62"/>
+    <w:lsdException w:name="Medium Shading 1 Accent 1" w:uiPriority="63"/>
+    <w:lsdException w:name="Medium Shading 2 Accent 1" w:uiPriority="64"/>
+    <w:lsdException w:name="Medium List 1 Accent 1" w:uiPriority="65"/>
+    <w:lsdException w:name="Revision" w:semiHidden="1" w:unhideWhenUsed="1"/>
+    <w:lsdException w:name="List Paragraph" w:unhideWhenUsed="1" w:qFormat="1"/>
+    <w:lsdException w:name="Quote" w:uiPriority="29" w:qFormat="1"/>
+    <w:lsdException w:name="Intense Quote" w:uiPriority="30" w:qFormat="1"/>
+    <w:lsdException w:name="Medium List 2 Accent 1" w:uiPriority="66"/>
+    <w:lsdException w:name="Medium Grid 1 Accent 1" w:uiPriority="67"/>
+    <w:lsdException w:name="Medium Grid 2 Accent 1" w:uiPriority="68"/>
+    <w:lsdException w:name="Medium Grid 3 Accent 1" w:uiPriority="69"/>
+    <w:lsdException w:name="Dark List Accent 1" w:uiPriority="70"/>
+    <w:lsdException w:name="Colorful Shading Accent 1" w:uiPriority="71"/>
+    <w:lsdException w:name="Colorful List Accent 1" w:uiPriority="72"/>
+    <w:lsdException w:name="Colorful Grid Accent 1" w:uiPriority="73"/>
+    <w:lsdException w:name="Light Shading Accent 2" w:uiPriority="60"/>
+    <w:lsdException w:name="Light List Accent 2" w:uiPriority="61"/>
+    <w:lsdException w:name="Light Grid Accent 2" w:uiPriority="62"/>
+    <w:lsdException w:name="Medium Shading 1 Accent 2" w:uiPriority="63"/>
+    <w:lsdException w:name="Medium Shading 2 Accent 2" w:uiPriority="64"/>
+    <w:lsdException w:name="Medium List 1 Accent 2" w:uiPriority="65"/>
+    <w:lsdException w:name="Medium List 2 Accent 2" w:uiPriority="66"/>
+    <w:lsdException w:name="Medium Grid 1 Accent 2" w:uiPriority="67"/>
+    <w:lsdException w:name="Medium Grid 2 Accent 2" w:uiPriority="68"/>
+    <w:lsdException w:name="Medium Grid 3 Accent 2" w:uiPriority="69"/>
+    <w:lsdException w:name="Dark List Accent 2" w:uiPriority="70"/>
+    <w:lsdException w:name="Colorful Shading Accent 2" w:uiPriority="71"/>
+    <w:lsdException w:name="Colorful List Accent 2" w:uiPriority="72"/>
+    <w:lsdException w:name="Colorful Grid Accent 2" w:uiPriority="73"/>
+    <w:lsdException w:name="Light Shading Accent 3" w:uiPriority="60"/>
+    <w:lsdException w:name="Light List Accent 3" w:uiPriority="61"/>
+    <w:lsdException w:name="Light Grid Accent 3" w:uiPriority="62"/>
+    <w:lsdException w:name="Medium Shading 1 Accent 3" w:uiPriority="63"/>
+    <w:lsdException w:name="Medium Shading 2 Accent 3" w:uiPriority="64"/>
+    <w:lsdException w:name="Medium List 1 Accent 3" w:uiPriority="65"/>
+    <w:lsdException w:name="Medium List 2 Accent 3" w:uiPriority="66"/>
+    <w:lsdException w:name="Medium Grid 1 Accent 3" w:uiPriority="67"/>
+    <w:lsdException w:name="Medium Grid 2 Accent 3" w:uiPriority="68"/>
+    <w:lsdException w:name="Medium Grid 3 Accent 3" w:uiPriority="69"/>
+    <w:lsdException w:name="Dark List Accent 3" w:uiPriority="70"/>
+    <w:lsdException w:name="Colorful Shading Accent 3" w:uiPriority="71"/>
+    <w:lsdException w:name="Colorful List Accent 3" w:uiPriority="72"/>
+    <w:lsdException w:name="Colorful Grid Accent 3" w:uiPriority="73"/>
+    <w:lsdException w:name="Light Shading Accent 4" w:uiPriority="60"/>
+    <w:lsdException w:name="Light List Accent 4" w:uiPriority="61"/>
+    <w:lsdException w:name="Light Grid Accent 4" w:uiPriority="62"/>
+    <w:lsdException w:name="Medium Shading 1 Accent 4" w:uiPriority="63"/>
+    <w:lsdException w:name="Medium Shading 2 Accent 4" w:uiPriority="64"/>
+    <w:lsdException w:name="Medium List 1 Accent 4" w:uiPriority="65"/>
+    <w:lsdException w:name="Medium List 2 Accent 4" w:uiPriority="66"/>
+    <w:lsdException w:name="Medium Grid 1 Accent 4" w:uiPriority="67"/>
+    <w:lsdException w:name="Medium Grid 2 Accent 4" w:uiPriority="68"/>
+    <w:lsdException w:name="Medium Grid 3 Accent 4" w:uiPriority="69"/>
+    <w:lsdException w:name="Dark List Accent 4" w:uiPriority="70"/>
+    <w:lsdException w:name="Colorful Shading Accent 4" w:uiPriority="71"/>
+    <w:lsdException w:name="Colorful List Accent 4" w:uiPriority="72"/>
+    <w:lsdException w:name="Colorful Grid Accent 4" w:uiPriority="73"/>
+    <w:lsdException w:name="Light Shading Accent 5" w:uiPriority="60"/>
+    <w:lsdException w:name="Light List Accent 5" w:uiPriority="61"/>
+    <w:lsdException w:name="Light Grid Accent 5" w:uiPriority="62"/>
+    <w:lsdException w:name="Medium Shading 1 Accent 5" w:uiPriority="63"/>
+    <w:lsdException w:name="Medium Shading 2 Accent 5" w:uiPriority="64"/>
+    <w:lsdException w:name="Medium List 1 Accent 5" w:uiPriority="65"/>
+    <w:lsdException w:name="Medium List 2 Accent 5" w:uiPriority="66"/>
+    <w:lsdException w:name="Medium Grid 1 Accent 5" w:uiPriority="67"/>
+    <w:lsdException w:name="Medium Grid 2 Accent 5" w:uiPriority="68"/>
+    <w:lsdException w:name="Medium Grid 3 Accent 5" w:uiPriority="69"/>
+    <w:lsdException w:name="Dark List Accent 5" w:uiPriority="70"/>
+    <w:lsdException w:name="Colorful Shading Accent 5" w:uiPriority="71"/>
+    <w:lsdException w:name="Colorful List Accent 5" w:uiPriority="72"/>
+    <w:lsdException w:name="Colorful Grid Accent 5" w:uiPriority="73"/>
+    <w:lsdException w:name="Light Shading Accent 6" w:uiPriority="60"/>
+    <w:lsdException w:name="Light List Accent 6" w:uiPriority="61"/>
+    <w:lsdException w:name="Light Grid Accent 6" w:uiPriority="62"/>
+    <w:lsdException w:name="Medium Shading 1 Accent 6" w:uiPriority="63"/>
+    <w:lsdException w:name="Medium Shading 2 Accent 6" w:uiPriority="64"/>
+    <w:lsdException w:name="Medium List 1 Accent 6" w:uiPriority="65"/>
+    <w:lsdException w:name="Medium List 2 Accent 6" w:uiPriority="66"/>
+    <w:lsdException w:name="Medium Grid 1 Accent 6" w:uiPriority="67"/>
+    <w:lsdException w:name="Medium Grid 2 Accent 6" w:uiPriority="68"/>
+    <w:lsdException w:name="Medium Grid 3 Accent 6" w:uiPriority="69"/>
+    <w:lsdException w:name="Dark List Accent 6" w:uiPriority="70"/>
+    <w:lsdException w:name="Colorful Shading Accent 6" w:uiPriority="71"/>
+    <w:lsdException w:name="Colorful List Accent 6" w:uiPriority="72"/>
+    <w:lsdException w:name="Colorful Grid Accent 6" w:uiPriority="73"/>
+    <w:lsdException w:name="Subtle Emphasis" w:uiPriority="19" w:qFormat="1"/>
+    <w:lsdException w:name="Intense Emphasis" w:uiPriority="21" w:qFormat="1"/>
+    <w:lsdException w:name="Subtle Reference" w:uiPriority="31" w:qFormat="1"/>
+    <w:lsdException w:name="Intense Reference" w:uiPriority="32" w:qFormat="1"/>
+    <w:lsdException w:name="Book Title" w:uiPriority="33" w:qFormat="1"/>
+    <w:lsdException w:name="Bibliography" w:semiHidden="1" w:uiPriority="37" w:unhideWhenUsed="1"/>
+    <w:lsdException w:name="TOC Heading" w:semiHidden="1" w:uiPriority="39" w:unhideWhenUsed="1" w:qFormat="1"/>
+    <w:lsdException w:name="Plain Table 1" w:uiPriority="41"/>
+    <w:lsdException w:name="Plain Table 2" w:uiPriority="42"/>
+    <w:lsdException w:name="Plain Table 3" w:uiPriority="43"/>
+    <w:lsdException w:name="Plain Table 4" w:uiPriority="44"/>
+    <w:lsdException w:name="Plain Table 5" w:uiPriority="45"/>
+    <w:lsdException w:name="Grid Table Light" w:uiPriority="40"/>
+    <w:lsdException w:name="Grid Table 1 Light" w:uiPriority="46"/>
+    <w:lsdException w:name="Grid Table 2" w:uiPriority="47"/>
+    <w:lsdException w:name="Grid Table 3" w:uiPriority="48"/>
+    <w:lsdException w:name="Grid Table 4" w:uiPriority="49"/>
+    <w:lsdException w:name="Grid Table 5 Dark" w:uiPriority="50"/>
+    <w:lsdException w:name="Grid Table 6 Colorful" w:uiPriority="51"/>
+    <w:lsdException w:name="Grid Table 7 Colorful" w:uiPriority="52"/>
+    <w:lsdException w:name="Grid Table 1 Light Accent 1" w:uiPriority="46"/>
+    <w:lsdException w:name="Grid Table 2 Accent 1" w:uiPriority="47"/>
+    <w:lsdException w:name="Grid Table 3 Accent 1" w:uiPriority="48"/>
+    <w:lsdException w:name="Grid Table 4 Accent 1" w:uiPriority="49"/>
+    <w:lsdException w:name="Grid Table 5 Dark Accent 1" w:uiPriority="50"/>
+    <w:lsdException w:name="Grid Table 6 Colorful Accent 1" w:uiPriority="51"/>
+    <w:lsdException w:name="Grid Table 7 Colorful Accent 1" w:uiPriority="52"/>
+    <w:lsdException w:name="Grid Table 1 Light Accent 2" w:uiPriority="46"/>
+    <w:lsdException w:name="Grid Table 2 Accent 2" w:uiPriority="47"/>
+    <w:lsdException w:name="Grid Table 3 Accent 2" w:uiPriority="48"/>
+    <w:lsdException w:name="Grid Table 4 Accent 2" w:uiPriority="49"/>
+    <w:lsdException w:name="Grid Table 5 Dark Accent 2" w:uiPriority="50"/>
+    <w:lsdException w:name="Grid Table 6 Colorful Accent 2" w:uiPriority="51"/>
+    <w:lsdException w:name="Grid Table 7 Colorful Accent 2" w:uiPriority="52"/>
+    <w:lsdException w:name="Grid Table 1 Light Accent 3" w:uiPriority="46"/>
+    <w:lsdException w:name="Grid Table 2 Accent 3" w:uiPriority="47"/>
+    <w:lsdException w:name="Grid Table 3 Accent 3" w:uiPriority="48"/>
+    <w:lsdException w:name="Grid Table 4 Accent 3" w:uiPriority="49"/>
+    <w:lsdException w:name="Grid Table 5 Dark Accent 3" w:uiPriority="50"/>
+    <w:lsdException w:name="Grid Table 6 Colorful Accent 3" w:uiPriority="51"/>
+    <w:lsdException w:name="Grid Table 7 Colorful Accent 3" w:uiPriority="52"/>
+    <w:lsdException w:name="Grid Table 1 Light Accent 4" w:uiPriority="46"/>
+    <w:lsdException w:name="Grid Table 2 Accent 4" w:uiPriority="47"/>
+    <w:lsdException w:name="Grid Table 3 Accent 4" w:uiPriority="48"/>
+    <w:lsdException w:name="Grid Table 4 Accent 4" w:uiPriority="49"/>
+    <w:lsdException w:name="Grid Table 5 Dark Accent 4" w:uiPriority="50"/>
+    <w:lsdException w:name="Grid Table 6 Colorful Accent 4" w:uiPriority="51"/>
+    <w:lsdException w:name="Grid Table 7 Colorful Accent 4" w:uiPriority="52"/>
+    <w:lsdException w:name="Grid Table 1 Light Accent 5" w:uiPriority="46"/>
+    <w:lsdException w:name="Grid Table 2 Accent 5" w:uiPriority="47"/>
+    <w:lsdException w:name="Grid Table 3 Accent 5" w:uiPriority="48"/>
+    <w:lsdException w:name="Grid Table 4 Accent 5" w:uiPriority="49"/>
+    <w:lsdException w:name="Grid Table 5 Dark Accent 5" w:uiPriority="50"/>
+    <w:lsdException w:name="Grid Table 6 Colorful Accent 5" w:uiPriority="51"/>
+    <w:lsdException w:name="Grid Table 7 Colorful Accent 5" w:uiPriority="52"/>
+    <w:lsdException w:name="Grid Table 1 Light Accent 6" w:uiPriority="46"/>
+    <w:lsdException w:name="Grid Table 2 Accent 6" w:uiPriority="47"/>
+    <w:lsdException w:name="Grid Table 3 Accent 6" w:uiPriority="48"/>
+    <w:lsdException w:name="Grid Table 4 Accent 6" w:uiPriority="49"/>
+    <w:lsdException w:name="Grid Table 5 Dark Accent 6" w:uiPriority="50"/>
+    <w:lsdException w:name="Grid Table 6 Colorful Accent 6" w:uiPriority="51"/>
+    <w:lsdException w:name="Grid Table 7 Colorful Accent 6" w:uiPriority="52"/>
+    <w:lsdException w:name="List Table 1 Light" w:uiPriority="46"/>
+    <w:lsdException w:name="List Table 2" w:uiPriority="47"/>
+    <w:lsdException w:name="List Table 3" w:uiPriority="48"/>
+    <w:lsdException w:name="List Table 4" w:uiPriority="49"/>
+    <w:lsdException w:name="List Table 5 Dark" w:uiPriority="50"/>
+    <w:lsdException w:name="List Table 6 Colorful" w:uiPriority="51"/>
+    <w:lsdException w:name="List Table 7 Colorful" w:uiPriority="52"/>
+    <w:lsdException w:name="List Table 1 Light Accent 1" w:uiPriority="46"/>
+    <w:lsdException w:name="List Table 2 Accent 1" w:uiPriority="47"/>
+    <w:lsdException w:name="List Table 3 Accent 1" w:uiPriority="48"/>
+    <w:lsdException w:name="List Table 4 Accent 1" w:uiPriority="49"/>
+    <w:lsdException w:name="List Table 5 Dark Accent 1" w:uiPriority="50"/>
+    <w:lsdException w:name="List Table 6 Colorful Accent 1" w:uiPriority="51"/>
+    <w:lsdException w:name="List Table 7 Colorful Accent 1" w:uiPriority="52"/>
+    <w:lsdException w:name="List Table 1 Light Accent 2" w:uiPriority="46"/>
+    <w:lsdException w:name="List Table 2 Accent 2" w:uiPriority="47"/>
+    <w:lsdException w:name="List Table 3 Accent 2" w:uiPriority="48"/>
+    <w:lsdException w:name="List Table 4 Accent 2" w:uiPriority="49"/>
+    <w:lsdException w:name="List Table 5 Dark Accent 2" w:uiPriority="50"/>
+    <w:lsdException w:name="List Table 6 Colorful Accent 2" w:uiPriority="51"/>
+    <w:lsdException w:name="List Table 7 Colorful Accent 2" w:uiPriority="52"/>
+    <w:lsdException w:name="List Table 1 Light Accent 3" w:uiPriority="46"/>
+    <w:lsdException w:name="List Table 2 Accent 3" w:uiPriority="47"/>
+    <w:lsdException w:name="List Table 3 Accent 3" w:uiPriority="48"/>
+    <w:lsdException w:name="List Table 4 Accent 3" w:uiPriority="49"/>
+    <w:lsdException w:name="List Table 5 Dark Accent 3" w:uiPriority="50"/>
+    <w:lsdException w:name="List Table 6 Colorful Accent 3" w:uiPriority="51"/>
+    <w:lsdException w:name="List Table 7 Colorful Accent 3" w:uiPriority="52"/>
+    <w:lsdException w:name="List Table 1 Light Accent 4" w:uiPriority="46"/>
+    <w:lsdException w:name="List Table 2 Accent 4" w:uiPriority="47"/>
+    <w:lsdException w:name="List Table 3 Accent 4" w:uiPriority="48"/>
+    <w:lsdException w:name="List Table 4 Accent 4" w:uiPriority="49"/>
+    <w:lsdException w:name="List Table 5 Dark Accent 4" w:uiPriority="50"/>
+    <w:lsdException w:name="List Table 6 Colorful Accent 4" w:uiPriority="51"/>
+    <w:lsdException w:name="List Table 7 Colorful Accent 4" w:uiPriority="52"/>
+    <w:lsdException w:name="List Table 1 Light Accent 5" w:uiPriority="46"/>
+    <w:lsdException w:name="List Table 2 Accent 5" w:uiPriority="47"/>
+    <w:lsdException w:name="List Table 3 Accent 5" w:uiPriority="48"/>
+    <w:lsdException w:name="List Table 4 Accent 5" w:uiPriority="49"/>
+    <w:lsdException w:name="List Table 5 Dark Accent 5" w:uiPriority="50"/>
+    <w:lsdException w:name="List Table 6 Colorful Accent 5" w:uiPriority="51"/>
+    <w:lsdException w:name="List Table 7 Colorful Accent 5" w:uiPriority="52"/>
+    <w:lsdException w:name="List Table 1 Light Accent 6" w:uiPriority="46"/>
+    <w:lsdException w:name="List Table 2 Accent 6" w:uiPriority="47"/>
+    <w:lsdException w:name="List Table 3 Accent 6" w:uiPriority="48"/>
+    <w:lsdException w:name="List Table 4 Accent 6" w:uiPriority="49"/>
+    <w:lsdException w:name="List Table 5 Dark Accent 6" w:uiPriority="50"/>
+    <w:lsdException w:name="List Table 6 Colorful Accent 6" w:uiPriority="51"/>
+    <w:lsdException w:name="List Table 7 Colorful Accent 6" w:uiPriority="52"/>
+    <w:lsdException w:name="Mention" w:semiHidden="1" w:unhideWhenUsed="1"/>
+    <w:lsdException w:name="Smart Hyperlink" w:semiHidden="1" w:unhideWhenUsed="1"/>
+    <w:lsdException w:name="Hashtag" w:semiHidden="1" w:unhideWhenUsed="1"/>
+    <w:lsdException w:name="Unresolved Mention" w:semiHidden="1" w:unhideWhenUsed="1"/>
+    <w:lsdException w:name="Smart Link" w:semiHidden="1" w:unhideWhenUsed="1"/>
   </w:latentStyles>
-  <w:style w:type="paragraph" w:default="1" w:styleId="1">
+  <w:style w:type="paragraph" w:default="1" w:styleId="a">
     <w:name w:val="Normal"/>
     <w:qFormat/>
-    <w:uiPriority w:val="0"/>
     <w:pPr>
-      <w:ind w:firstLine="200" w:firstLineChars="200"/>
+      <w:ind w:firstLineChars="200" w:firstLine="200"/>
       <w:jc w:val="both"/>
     </w:pPr>
     <w:rPr>
-      <w:rFonts w:ascii="Times New Roman" w:hAnsi="Times New Roman" w:eastAsia="宋体" w:cs="Times New Roman"/>
+      <w:rFonts w:ascii="Times New Roman" w:hAnsi="Times New Roman"/>
       <w:sz w:val="28"/>
-      <w:lang w:val="en-US" w:eastAsia="zh-CN" w:bidi="ar-SA"/>
-    </w:rPr>
-  </w:style>
-  <w:style w:type="paragraph" w:styleId="2">
+    </w:rPr>
+  </w:style>
+  <w:style w:type="paragraph" w:styleId="1">
     <w:name w:val="heading 1"/>
-    <w:basedOn w:val="1"/>
-    <w:next w:val="1"/>
-    <w:link w:val="27"/>
-    <w:qFormat/>
-    <w:uiPriority w:val="0"/>
+    <w:basedOn w:val="a"/>
+    <w:next w:val="a"/>
+    <w:link w:val="10"/>
+    <w:qFormat/>
     <w:pPr>
-      <w:ind w:firstLine="0" w:firstLineChars="0"/>
+      <w:ind w:firstLineChars="0" w:firstLine="0"/>
       <w:jc w:val="center"/>
       <w:outlineLvl w:val="0"/>
     </w:pPr>
@@ -766,13 +1343,12 @@
       <w:sz w:val="36"/>
     </w:rPr>
   </w:style>
-  <w:style w:type="paragraph" w:styleId="3">
+  <w:style w:type="paragraph" w:styleId="2">
     <w:name w:val="heading 2"/>
-    <w:basedOn w:val="1"/>
-    <w:next w:val="4"/>
-    <w:link w:val="28"/>
-    <w:qFormat/>
-    <w:uiPriority w:val="0"/>
+    <w:basedOn w:val="a"/>
+    <w:next w:val="a0"/>
+    <w:link w:val="20"/>
+    <w:qFormat/>
     <w:pPr>
       <w:outlineLvl w:val="1"/>
     </w:pPr>
@@ -782,32 +1358,29 @@
       <w:sz w:val="32"/>
     </w:rPr>
   </w:style>
-  <w:style w:type="paragraph" w:styleId="5">
+  <w:style w:type="paragraph" w:styleId="3">
     <w:name w:val="heading 3"/>
-    <w:next w:val="1"/>
-    <w:link w:val="29"/>
-    <w:qFormat/>
-    <w:uiPriority w:val="0"/>
+    <w:next w:val="a"/>
+    <w:link w:val="30"/>
+    <w:qFormat/>
     <w:pPr>
       <w:ind w:left="1000" w:hanging="400"/>
       <w:jc w:val="both"/>
       <w:outlineLvl w:val="2"/>
     </w:pPr>
     <w:rPr>
-      <w:rFonts w:ascii="Times New Roman" w:hAnsi="Times New Roman" w:eastAsia="宋体" w:cs="Times New Roman"/>
+      <w:rFonts w:ascii="Times New Roman" w:hAnsi="Times New Roman"/>
       <w:sz w:val="21"/>
-      <w:lang w:val="en-US" w:eastAsia="zh-CN" w:bidi="ar-SA"/>
-    </w:rPr>
-  </w:style>
-  <w:style w:type="paragraph" w:styleId="6">
+    </w:rPr>
+  </w:style>
+  <w:style w:type="paragraph" w:styleId="4">
     <w:name w:val="heading 4"/>
-    <w:basedOn w:val="1"/>
-    <w:next w:val="1"/>
-    <w:link w:val="37"/>
+    <w:basedOn w:val="a"/>
+    <w:next w:val="a"/>
+    <w:link w:val="40"/>
     <w:semiHidden/>
     <w:unhideWhenUsed/>
     <w:qFormat/>
-    <w:uiPriority w:val="0"/>
     <w:pPr>
       <w:keepNext/>
       <w:keepLines/>
@@ -815,20 +1388,19 @@
       <w:outlineLvl w:val="3"/>
     </w:pPr>
     <w:rPr>
-      <w:rFonts w:asciiTheme="minorHAnsi" w:hAnsiTheme="minorHAnsi" w:eastAsiaTheme="minorEastAsia" w:cstheme="majorBidi"/>
-      <w:color w:val="2E75B6" w:themeColor="accent1" w:themeShade="BF"/>
+      <w:rFonts w:asciiTheme="minorHAnsi" w:eastAsiaTheme="minorEastAsia" w:hAnsiTheme="minorHAnsi" w:cstheme="majorBidi"/>
+      <w:color w:val="2E74B5" w:themeColor="accent1" w:themeShade="BF"/>
       <w:szCs w:val="28"/>
     </w:rPr>
   </w:style>
-  <w:style w:type="paragraph" w:styleId="7">
+  <w:style w:type="paragraph" w:styleId="5">
     <w:name w:val="heading 5"/>
-    <w:basedOn w:val="1"/>
-    <w:next w:val="1"/>
-    <w:link w:val="38"/>
+    <w:basedOn w:val="a"/>
+    <w:next w:val="a"/>
+    <w:link w:val="50"/>
     <w:semiHidden/>
     <w:unhideWhenUsed/>
     <w:qFormat/>
-    <w:uiPriority w:val="0"/>
     <w:pPr>
       <w:keepNext/>
       <w:keepLines/>
@@ -836,21 +1408,20 @@
       <w:outlineLvl w:val="4"/>
     </w:pPr>
     <w:rPr>
-      <w:rFonts w:asciiTheme="minorHAnsi" w:hAnsiTheme="minorHAnsi" w:eastAsiaTheme="minorEastAsia" w:cstheme="majorBidi"/>
-      <w:color w:val="2E75B6" w:themeColor="accent1" w:themeShade="BF"/>
+      <w:rFonts w:asciiTheme="minorHAnsi" w:eastAsiaTheme="minorEastAsia" w:hAnsiTheme="minorHAnsi" w:cstheme="majorBidi"/>
+      <w:color w:val="2E74B5" w:themeColor="accent1" w:themeShade="BF"/>
       <w:sz w:val="24"/>
       <w:szCs w:val="24"/>
     </w:rPr>
   </w:style>
-  <w:style w:type="paragraph" w:styleId="8">
+  <w:style w:type="paragraph" w:styleId="6">
     <w:name w:val="heading 6"/>
-    <w:basedOn w:val="1"/>
-    <w:next w:val="1"/>
-    <w:link w:val="39"/>
+    <w:basedOn w:val="a"/>
+    <w:next w:val="a"/>
+    <w:link w:val="60"/>
     <w:semiHidden/>
     <w:unhideWhenUsed/>
     <w:qFormat/>
-    <w:uiPriority w:val="0"/>
     <w:pPr>
       <w:keepNext/>
       <w:keepLines/>
@@ -858,21 +1429,20 @@
       <w:outlineLvl w:val="5"/>
     </w:pPr>
     <w:rPr>
-      <w:rFonts w:asciiTheme="minorHAnsi" w:hAnsiTheme="minorHAnsi" w:eastAsiaTheme="minorEastAsia" w:cstheme="majorBidi"/>
+      <w:rFonts w:asciiTheme="minorHAnsi" w:eastAsiaTheme="minorEastAsia" w:hAnsiTheme="minorHAnsi" w:cstheme="majorBidi"/>
       <w:b/>
       <w:bCs/>
-      <w:color w:val="2E75B6" w:themeColor="accent1" w:themeShade="BF"/>
-    </w:rPr>
-  </w:style>
-  <w:style w:type="paragraph" w:styleId="9">
+      <w:color w:val="2E74B5" w:themeColor="accent1" w:themeShade="BF"/>
+    </w:rPr>
+  </w:style>
+  <w:style w:type="paragraph" w:styleId="7">
     <w:name w:val="heading 7"/>
-    <w:basedOn w:val="1"/>
-    <w:next w:val="1"/>
-    <w:link w:val="40"/>
+    <w:basedOn w:val="a"/>
+    <w:next w:val="a"/>
+    <w:link w:val="70"/>
     <w:semiHidden/>
     <w:unhideWhenUsed/>
     <w:qFormat/>
-    <w:uiPriority w:val="0"/>
     <w:pPr>
       <w:keepNext/>
       <w:keepLines/>
@@ -880,78 +1450,58 @@
       <w:outlineLvl w:val="6"/>
     </w:pPr>
     <w:rPr>
-      <w:rFonts w:asciiTheme="minorHAnsi" w:hAnsiTheme="minorHAnsi" w:eastAsiaTheme="minorEastAsia" w:cstheme="majorBidi"/>
+      <w:rFonts w:asciiTheme="minorHAnsi" w:eastAsiaTheme="minorEastAsia" w:hAnsiTheme="minorHAnsi" w:cstheme="majorBidi"/>
       <w:b/>
       <w:bCs/>
       <w:color w:val="595959" w:themeColor="text1" w:themeTint="A6"/>
-      <w14:textFill>
-        <w14:solidFill>
-          <w14:schemeClr w14:val="tx1">
-            <w14:lumMod w14:val="65000"/>
-            <w14:lumOff w14:val="35000"/>
-          </w14:schemeClr>
-        </w14:solidFill>
-      </w14:textFill>
-    </w:rPr>
-  </w:style>
-  <w:style w:type="paragraph" w:styleId="10">
+    </w:rPr>
+  </w:style>
+  <w:style w:type="paragraph" w:styleId="8">
     <w:name w:val="heading 8"/>
-    <w:basedOn w:val="1"/>
-    <w:next w:val="1"/>
-    <w:link w:val="41"/>
+    <w:basedOn w:val="a"/>
+    <w:next w:val="a"/>
+    <w:link w:val="80"/>
     <w:semiHidden/>
     <w:unhideWhenUsed/>
     <w:qFormat/>
-    <w:uiPriority w:val="0"/>
     <w:pPr>
       <w:keepNext/>
       <w:keepLines/>
       <w:outlineLvl w:val="7"/>
     </w:pPr>
     <w:rPr>
-      <w:rFonts w:asciiTheme="minorHAnsi" w:hAnsiTheme="minorHAnsi" w:eastAsiaTheme="minorEastAsia" w:cstheme="majorBidi"/>
+      <w:rFonts w:asciiTheme="minorHAnsi" w:eastAsiaTheme="minorEastAsia" w:hAnsiTheme="minorHAnsi" w:cstheme="majorBidi"/>
       <w:color w:val="595959" w:themeColor="text1" w:themeTint="A6"/>
-      <w14:textFill>
-        <w14:solidFill>
-          <w14:schemeClr w14:val="tx1">
-            <w14:lumMod w14:val="65000"/>
-            <w14:lumOff w14:val="35000"/>
-          </w14:schemeClr>
-        </w14:solidFill>
-      </w14:textFill>
-    </w:rPr>
-  </w:style>
-  <w:style w:type="paragraph" w:styleId="11">
+    </w:rPr>
+  </w:style>
+  <w:style w:type="paragraph" w:styleId="9">
     <w:name w:val="heading 9"/>
-    <w:next w:val="1"/>
-    <w:link w:val="30"/>
-    <w:qFormat/>
-    <w:uiPriority w:val="0"/>
+    <w:next w:val="a"/>
+    <w:link w:val="90"/>
+    <w:qFormat/>
     <w:pPr>
       <w:ind w:left="2200" w:hanging="400"/>
       <w:jc w:val="both"/>
       <w:outlineLvl w:val="8"/>
     </w:pPr>
     <w:rPr>
-      <w:rFonts w:ascii="Times New Roman" w:hAnsi="Calibri" w:eastAsia="宋体" w:cs="Times New Roman"/>
+      <w:rFonts w:ascii="Times New Roman"/>
       <w:sz w:val="21"/>
-      <w:lang w:val="en-US" w:eastAsia="zh-CN" w:bidi="ar-SA"/>
-    </w:rPr>
-  </w:style>
-  <w:style w:type="character" w:default="1" w:styleId="22">
+    </w:rPr>
+  </w:style>
+  <w:style w:type="character" w:default="1" w:styleId="a1">
     <w:name w:val="Default Paragraph Font"/>
+    <w:uiPriority w:val="1"/>
     <w:semiHidden/>
     <w:unhideWhenUsed/>
-    <w:qFormat/>
-    <w:uiPriority w:val="1"/>
-  </w:style>
-  <w:style w:type="table" w:default="1" w:styleId="21">
+  </w:style>
+  <w:style w:type="table" w:default="1" w:styleId="a2">
     <w:name w:val="Normal Table"/>
+    <w:uiPriority w:val="99"/>
     <w:semiHidden/>
     <w:unhideWhenUsed/>
-    <w:qFormat/>
-    <w:uiPriority w:val="99"/>
     <w:tblPr>
+      <w:tblInd w:w="0" w:type="dxa"/>
       <w:tblCellMar>
         <w:top w:w="0" w:type="dxa"/>
         <w:left w:w="108" w:type="dxa"/>
@@ -960,32 +1510,36 @@
       </w:tblCellMar>
     </w:tblPr>
   </w:style>
-  <w:style w:type="paragraph" w:styleId="4">
+  <w:style w:type="numbering" w:default="1" w:styleId="a3">
+    <w:name w:val="No List"/>
+    <w:uiPriority w:val="99"/>
+    <w:semiHidden/>
+    <w:unhideWhenUsed/>
+  </w:style>
+  <w:style w:type="paragraph" w:styleId="a0">
     <w:name w:val="Normal Indent"/>
-    <w:basedOn w:val="1"/>
-    <w:qFormat/>
-    <w:uiPriority w:val="0"/>
+    <w:basedOn w:val="a"/>
+    <w:qFormat/>
     <w:pPr>
       <w:ind w:firstLine="420"/>
     </w:pPr>
   </w:style>
-  <w:style w:type="paragraph" w:styleId="12">
+  <w:style w:type="paragraph" w:styleId="a4">
     <w:name w:val="Body Text"/>
-    <w:basedOn w:val="1"/>
-    <w:link w:val="33"/>
+    <w:basedOn w:val="a"/>
+    <w:link w:val="a5"/>
+    <w:uiPriority w:val="99"/>
     <w:unhideWhenUsed/>
     <w:qFormat/>
-    <w:uiPriority w:val="99"/>
     <w:pPr>
       <w:spacing w:after="120"/>
     </w:pPr>
   </w:style>
-  <w:style w:type="paragraph" w:styleId="13">
+  <w:style w:type="paragraph" w:styleId="a6">
     <w:name w:val="Body Text Indent"/>
-    <w:basedOn w:val="1"/>
-    <w:link w:val="34"/>
-    <w:qFormat/>
-    <w:uiPriority w:val="0"/>
+    <w:basedOn w:val="a"/>
+    <w:link w:val="a7"/>
+    <w:qFormat/>
     <w:pPr>
       <w:spacing w:line="360" w:lineRule="auto"/>
       <w:ind w:firstLine="480"/>
@@ -995,12 +1549,11 @@
       <w:sz w:val="24"/>
     </w:rPr>
   </w:style>
-  <w:style w:type="paragraph" w:styleId="14">
+  <w:style w:type="paragraph" w:styleId="TOC8">
     <w:name w:val="toc 8"/>
-    <w:basedOn w:val="1"/>
-    <w:next w:val="1"/>
-    <w:qFormat/>
-    <w:uiPriority w:val="0"/>
+    <w:basedOn w:val="a"/>
+    <w:next w:val="a"/>
+    <w:qFormat/>
     <w:pPr>
       <w:wordWrap w:val="0"/>
       <w:ind w:left="2550"/>
@@ -1009,35 +1562,33 @@
       <w:rFonts w:ascii="Calibri" w:hAnsi="Calibri"/>
     </w:rPr>
   </w:style>
-  <w:style w:type="paragraph" w:styleId="15">
+  <w:style w:type="paragraph" w:styleId="a8">
     <w:name w:val="Balloon Text"/>
-    <w:basedOn w:val="1"/>
-    <w:link w:val="35"/>
-    <w:qFormat/>
-    <w:uiPriority w:val="0"/>
+    <w:basedOn w:val="a"/>
+    <w:link w:val="a9"/>
+    <w:qFormat/>
     <w:rPr>
       <w:sz w:val="18"/>
       <w:szCs w:val="18"/>
     </w:rPr>
   </w:style>
-  <w:style w:type="paragraph" w:styleId="16">
+  <w:style w:type="paragraph" w:styleId="aa">
     <w:name w:val="footer"/>
-    <w:basedOn w:val="1"/>
-    <w:next w:val="14"/>
-    <w:link w:val="32"/>
-    <w:qFormat/>
+    <w:basedOn w:val="a"/>
+    <w:next w:val="TOC8"/>
+    <w:link w:val="ab"/>
     <w:uiPriority w:val="99"/>
+    <w:qFormat/>
     <w:rPr>
       <w:sz w:val="18"/>
     </w:rPr>
   </w:style>
-  <w:style w:type="paragraph" w:styleId="17">
+  <w:style w:type="paragraph" w:styleId="ac">
     <w:name w:val="header"/>
-    <w:basedOn w:val="1"/>
-    <w:next w:val="18"/>
-    <w:link w:val="31"/>
-    <w:qFormat/>
-    <w:uiPriority w:val="0"/>
+    <w:basedOn w:val="a"/>
+    <w:next w:val="71"/>
+    <w:link w:val="ad"/>
+    <w:qFormat/>
     <w:pPr>
       <w:jc w:val="center"/>
     </w:pPr>
@@ -1045,83 +1596,68 @@
       <w:sz w:val="18"/>
     </w:rPr>
   </w:style>
-  <w:style w:type="paragraph" w:customStyle="1" w:styleId="18">
+  <w:style w:type="paragraph" w:customStyle="1" w:styleId="71">
     <w:name w:val="目录 71"/>
-    <w:next w:val="1"/>
-    <w:qFormat/>
-    <w:uiPriority w:val="0"/>
+    <w:next w:val="a"/>
+    <w:qFormat/>
     <w:pPr>
       <w:wordWrap w:val="0"/>
       <w:ind w:left="2125"/>
       <w:jc w:val="both"/>
     </w:pPr>
     <w:rPr>
-      <w:rFonts w:ascii="Times New Roman" w:hAnsi="Times New Roman" w:eastAsia="宋体" w:cs="Times New Roman"/>
+      <w:rFonts w:ascii="Times New Roman" w:hAnsi="Times New Roman"/>
       <w:sz w:val="21"/>
-      <w:lang w:val="en-US" w:eastAsia="zh-CN" w:bidi="ar-SA"/>
-    </w:rPr>
-  </w:style>
-  <w:style w:type="paragraph" w:styleId="19">
+    </w:rPr>
+  </w:style>
+  <w:style w:type="paragraph" w:styleId="ae">
     <w:name w:val="Subtitle"/>
-    <w:basedOn w:val="1"/>
-    <w:next w:val="1"/>
-    <w:link w:val="43"/>
-    <w:qFormat/>
-    <w:uiPriority w:val="0"/>
+    <w:basedOn w:val="a"/>
+    <w:next w:val="a"/>
+    <w:link w:val="af"/>
+    <w:qFormat/>
     <w:pPr>
       <w:spacing w:after="160"/>
-      <w:ind w:firstLine="200" w:firstLineChars="200"/>
       <w:jc w:val="center"/>
     </w:pPr>
     <w:rPr>
-      <w:rFonts w:asciiTheme="majorHAnsi" w:hAnsiTheme="majorHAnsi" w:eastAsiaTheme="majorEastAsia" w:cstheme="majorBidi"/>
+      <w:rFonts w:asciiTheme="majorHAnsi" w:eastAsiaTheme="majorEastAsia" w:hAnsiTheme="majorHAnsi" w:cstheme="majorBidi"/>
       <w:color w:val="595959" w:themeColor="text1" w:themeTint="A6"/>
       <w:spacing w:val="15"/>
       <w:szCs w:val="28"/>
-      <w14:textFill>
-        <w14:solidFill>
-          <w14:schemeClr w14:val="tx1">
-            <w14:lumMod w14:val="65000"/>
-            <w14:lumOff w14:val="35000"/>
-          </w14:schemeClr>
-        </w14:solidFill>
-      </w14:textFill>
-    </w:rPr>
-  </w:style>
-  <w:style w:type="paragraph" w:styleId="20">
+    </w:rPr>
+  </w:style>
+  <w:style w:type="paragraph" w:styleId="af0">
     <w:name w:val="Title"/>
-    <w:basedOn w:val="1"/>
-    <w:next w:val="1"/>
-    <w:link w:val="42"/>
-    <w:qFormat/>
-    <w:uiPriority w:val="0"/>
+    <w:basedOn w:val="a"/>
+    <w:next w:val="a"/>
+    <w:link w:val="af1"/>
+    <w:qFormat/>
     <w:pPr>
       <w:spacing w:after="80"/>
       <w:contextualSpacing/>
       <w:jc w:val="center"/>
     </w:pPr>
     <w:rPr>
-      <w:rFonts w:asciiTheme="majorHAnsi" w:hAnsiTheme="majorHAnsi" w:eastAsiaTheme="majorEastAsia" w:cstheme="majorBidi"/>
+      <w:rFonts w:asciiTheme="majorHAnsi" w:eastAsiaTheme="majorEastAsia" w:hAnsiTheme="majorHAnsi" w:cstheme="majorBidi"/>
       <w:spacing w:val="-10"/>
       <w:kern w:val="28"/>
       <w:sz w:val="56"/>
       <w:szCs w:val="56"/>
     </w:rPr>
   </w:style>
-  <w:style w:type="character" w:styleId="23">
+  <w:style w:type="character" w:styleId="af2">
     <w:name w:val="page number"/>
-    <w:basedOn w:val="22"/>
-    <w:qFormat/>
-    <w:uiPriority w:val="0"/>
+    <w:basedOn w:val="a1"/>
+    <w:qFormat/>
     <w:rPr>
       <w:sz w:val="20"/>
     </w:rPr>
   </w:style>
-  <w:style w:type="character" w:styleId="24">
+  <w:style w:type="character" w:styleId="af3">
     <w:name w:val="Hyperlink"/>
     <w:unhideWhenUsed/>
     <w:qFormat/>
-    <w:uiPriority w:val="0"/>
     <w:rPr>
       <w:color w:val="0000FF"/>
       <w:w w:val="100"/>
@@ -1131,11 +1667,11 @@
       <w:shd w:val="clear" w:color="000000" w:fill="auto"/>
     </w:rPr>
   </w:style>
-  <w:style w:type="table" w:customStyle="1" w:styleId="25">
+  <w:style w:type="table" w:customStyle="1" w:styleId="af4">
     <w:name w:val="三线表"/>
-    <w:basedOn w:val="21"/>
-    <w:qFormat/>
+    <w:basedOn w:val="a2"/>
     <w:uiPriority w:val="99"/>
+    <w:qFormat/>
     <w:rPr>
       <w:rFonts w:ascii="Times New Roman" w:hAnsi="Times New Roman"/>
       <w:sz w:val="24"/>
@@ -1143,8 +1679,8 @@
     <w:tblPr>
       <w:jc w:val="center"/>
       <w:tblBorders>
-        <w:top w:val="single" w:color="auto" w:sz="12" w:space="0"/>
-        <w:bottom w:val="single" w:color="auto" w:sz="12" w:space="0"/>
+        <w:top w:val="single" w:sz="12" w:space="0" w:color="auto"/>
+        <w:bottom w:val="single" w:sz="12" w:space="0" w:color="auto"/>
       </w:tblBorders>
     </w:tblPr>
     <w:trPr>
@@ -1154,18 +1690,18 @@
       <w:rPr>
         <w:b/>
       </w:rPr>
+      <w:tblPr/>
       <w:tcPr>
         <w:tcBorders>
-          <w:bottom w:val="single" w:color="auto" w:sz="6" w:space="0"/>
+          <w:bottom w:val="single" w:sz="6" w:space="0" w:color="auto"/>
         </w:tcBorders>
       </w:tcPr>
     </w:tblStylePr>
   </w:style>
-  <w:style w:type="paragraph" w:customStyle="1" w:styleId="26">
+  <w:style w:type="paragraph" w:customStyle="1" w:styleId="reader-word-layer">
     <w:name w:val="reader-word-layer"/>
-    <w:basedOn w:val="1"/>
-    <w:qFormat/>
-    <w:uiPriority w:val="0"/>
+    <w:basedOn w:val="a"/>
+    <w:qFormat/>
     <w:pPr>
       <w:spacing w:before="100" w:beforeAutospacing="1" w:after="100" w:afterAutospacing="1"/>
       <w:jc w:val="left"/>
@@ -1176,248 +1712,210 @@
       <w:szCs w:val="24"/>
     </w:rPr>
   </w:style>
-  <w:style w:type="character" w:customStyle="1" w:styleId="27">
+  <w:style w:type="character" w:customStyle="1" w:styleId="10">
     <w:name w:val="标题 1 字符"/>
-    <w:basedOn w:val="22"/>
-    <w:link w:val="2"/>
-    <w:qFormat/>
-    <w:uiPriority w:val="0"/>
+    <w:basedOn w:val="a1"/>
+    <w:link w:val="1"/>
+    <w:qFormat/>
     <w:rPr>
       <w:rFonts w:ascii="Times New Roman"/>
       <w:b/>
       <w:sz w:val="36"/>
     </w:rPr>
   </w:style>
-  <w:style w:type="character" w:customStyle="1" w:styleId="28">
+  <w:style w:type="character" w:customStyle="1" w:styleId="20">
     <w:name w:val="标题 2 字符"/>
-    <w:basedOn w:val="22"/>
-    <w:link w:val="3"/>
-    <w:qFormat/>
-    <w:uiPriority w:val="0"/>
-    <w:rPr>
-      <w:rFonts w:ascii="等线 Light" w:hAnsi="Times New Roman" w:eastAsia="等线 Light"/>
+    <w:basedOn w:val="a1"/>
+    <w:link w:val="2"/>
+    <w:qFormat/>
+    <w:rPr>
+      <w:rFonts w:ascii="等线 Light" w:eastAsia="等线 Light" w:hAnsi="Times New Roman"/>
       <w:b/>
       <w:sz w:val="32"/>
     </w:rPr>
   </w:style>
-  <w:style w:type="character" w:customStyle="1" w:styleId="29">
+  <w:style w:type="character" w:customStyle="1" w:styleId="30">
     <w:name w:val="标题 3 字符"/>
-    <w:basedOn w:val="22"/>
-    <w:link w:val="5"/>
-    <w:qFormat/>
-    <w:uiPriority w:val="0"/>
+    <w:basedOn w:val="a1"/>
+    <w:link w:val="3"/>
+    <w:qFormat/>
     <w:rPr>
       <w:rFonts w:ascii="Times New Roman" w:hAnsi="Times New Roman"/>
       <w:sz w:val="21"/>
     </w:rPr>
   </w:style>
-  <w:style w:type="character" w:customStyle="1" w:styleId="30">
+  <w:style w:type="character" w:customStyle="1" w:styleId="90">
     <w:name w:val="标题 9 字符"/>
-    <w:basedOn w:val="22"/>
-    <w:link w:val="11"/>
-    <w:qFormat/>
-    <w:uiPriority w:val="0"/>
+    <w:basedOn w:val="a1"/>
+    <w:link w:val="9"/>
+    <w:qFormat/>
     <w:rPr>
       <w:rFonts w:ascii="Times New Roman"/>
       <w:sz w:val="21"/>
     </w:rPr>
   </w:style>
-  <w:style w:type="character" w:customStyle="1" w:styleId="31">
+  <w:style w:type="character" w:customStyle="1" w:styleId="ad">
     <w:name w:val="页眉 字符"/>
-    <w:basedOn w:val="22"/>
-    <w:link w:val="17"/>
-    <w:qFormat/>
-    <w:uiPriority w:val="0"/>
+    <w:basedOn w:val="a1"/>
+    <w:link w:val="ac"/>
+    <w:qFormat/>
     <w:rPr>
       <w:rFonts w:ascii="Times New Roman" w:hAnsi="Times New Roman"/>
       <w:sz w:val="18"/>
     </w:rPr>
   </w:style>
-  <w:style w:type="character" w:customStyle="1" w:styleId="32">
+  <w:style w:type="character" w:customStyle="1" w:styleId="ab">
     <w:name w:val="页脚 字符"/>
-    <w:basedOn w:val="22"/>
-    <w:link w:val="16"/>
-    <w:qFormat/>
+    <w:basedOn w:val="a1"/>
+    <w:link w:val="aa"/>
     <w:uiPriority w:val="99"/>
+    <w:qFormat/>
     <w:rPr>
       <w:rFonts w:ascii="Times New Roman" w:hAnsi="Times New Roman"/>
       <w:sz w:val="18"/>
     </w:rPr>
   </w:style>
-  <w:style w:type="character" w:customStyle="1" w:styleId="33">
+  <w:style w:type="character" w:customStyle="1" w:styleId="a5">
     <w:name w:val="正文文本 字符"/>
-    <w:basedOn w:val="22"/>
-    <w:link w:val="12"/>
-    <w:qFormat/>
+    <w:basedOn w:val="a1"/>
+    <w:link w:val="a4"/>
     <w:uiPriority w:val="99"/>
+    <w:qFormat/>
     <w:rPr>
       <w:rFonts w:ascii="Times New Roman" w:hAnsi="Times New Roman"/>
       <w:sz w:val="21"/>
     </w:rPr>
   </w:style>
-  <w:style w:type="character" w:customStyle="1" w:styleId="34">
+  <w:style w:type="character" w:customStyle="1" w:styleId="a7">
     <w:name w:val="正文文本缩进 字符"/>
-    <w:basedOn w:val="22"/>
-    <w:link w:val="13"/>
-    <w:qFormat/>
-    <w:uiPriority w:val="0"/>
+    <w:basedOn w:val="a1"/>
+    <w:link w:val="a6"/>
+    <w:qFormat/>
     <w:rPr>
       <w:rFonts w:ascii="宋体" w:hAnsi="宋体"/>
       <w:sz w:val="24"/>
     </w:rPr>
   </w:style>
-  <w:style w:type="character" w:customStyle="1" w:styleId="35">
+  <w:style w:type="character" w:customStyle="1" w:styleId="a9">
     <w:name w:val="批注框文本 字符"/>
-    <w:basedOn w:val="22"/>
-    <w:link w:val="15"/>
-    <w:qFormat/>
-    <w:uiPriority w:val="0"/>
+    <w:basedOn w:val="a1"/>
+    <w:link w:val="a8"/>
+    <w:qFormat/>
     <w:rPr>
       <w:rFonts w:ascii="Times New Roman" w:hAnsi="Times New Roman"/>
       <w:sz w:val="18"/>
       <w:szCs w:val="18"/>
     </w:rPr>
   </w:style>
-  <w:style w:type="paragraph" w:styleId="36">
+  <w:style w:type="paragraph" w:styleId="af5">
     <w:name w:val="List Paragraph"/>
-    <w:basedOn w:val="1"/>
+    <w:basedOn w:val="a"/>
+    <w:uiPriority w:val="99"/>
     <w:unhideWhenUsed/>
     <w:qFormat/>
-    <w:uiPriority w:val="99"/>
     <w:pPr>
       <w:ind w:firstLine="420"/>
     </w:pPr>
   </w:style>
-  <w:style w:type="character" w:customStyle="1" w:styleId="37">
+  <w:style w:type="character" w:customStyle="1" w:styleId="40">
     <w:name w:val="标题 4 字符"/>
-    <w:basedOn w:val="22"/>
+    <w:basedOn w:val="a1"/>
+    <w:link w:val="4"/>
+    <w:semiHidden/>
+    <w:qFormat/>
+    <w:rPr>
+      <w:rFonts w:asciiTheme="minorHAnsi" w:eastAsiaTheme="minorEastAsia" w:hAnsiTheme="minorHAnsi" w:cstheme="majorBidi"/>
+      <w:color w:val="2E74B5" w:themeColor="accent1" w:themeShade="BF"/>
+      <w:sz w:val="28"/>
+      <w:szCs w:val="28"/>
+    </w:rPr>
+  </w:style>
+  <w:style w:type="character" w:customStyle="1" w:styleId="50">
+    <w:name w:val="标题 5 字符"/>
+    <w:basedOn w:val="a1"/>
+    <w:link w:val="5"/>
+    <w:semiHidden/>
+    <w:qFormat/>
+    <w:rPr>
+      <w:rFonts w:asciiTheme="minorHAnsi" w:eastAsiaTheme="minorEastAsia" w:hAnsiTheme="minorHAnsi" w:cstheme="majorBidi"/>
+      <w:color w:val="2E74B5" w:themeColor="accent1" w:themeShade="BF"/>
+      <w:sz w:val="24"/>
+      <w:szCs w:val="24"/>
+    </w:rPr>
+  </w:style>
+  <w:style w:type="character" w:customStyle="1" w:styleId="60">
+    <w:name w:val="标题 6 字符"/>
+    <w:basedOn w:val="a1"/>
     <w:link w:val="6"/>
     <w:semiHidden/>
     <w:qFormat/>
-    <w:uiPriority w:val="0"/>
-    <w:rPr>
-      <w:rFonts w:asciiTheme="minorHAnsi" w:hAnsiTheme="minorHAnsi" w:eastAsiaTheme="minorEastAsia" w:cstheme="majorBidi"/>
-      <w:color w:val="2E75B6" w:themeColor="accent1" w:themeShade="BF"/>
-      <w:sz w:val="28"/>
-      <w:szCs w:val="28"/>
-    </w:rPr>
-  </w:style>
-  <w:style w:type="character" w:customStyle="1" w:styleId="38">
-    <w:name w:val="标题 5 字符"/>
-    <w:basedOn w:val="22"/>
+    <w:rPr>
+      <w:rFonts w:asciiTheme="minorHAnsi" w:eastAsiaTheme="minorEastAsia" w:hAnsiTheme="minorHAnsi" w:cstheme="majorBidi"/>
+      <w:b/>
+      <w:bCs/>
+      <w:color w:val="2E74B5" w:themeColor="accent1" w:themeShade="BF"/>
+      <w:sz w:val="21"/>
+    </w:rPr>
+  </w:style>
+  <w:style w:type="character" w:customStyle="1" w:styleId="70">
+    <w:name w:val="标题 7 字符"/>
+    <w:basedOn w:val="a1"/>
     <w:link w:val="7"/>
     <w:semiHidden/>
     <w:qFormat/>
-    <w:uiPriority w:val="0"/>
-    <w:rPr>
-      <w:rFonts w:asciiTheme="minorHAnsi" w:hAnsiTheme="minorHAnsi" w:eastAsiaTheme="minorEastAsia" w:cstheme="majorBidi"/>
-      <w:color w:val="2E75B6" w:themeColor="accent1" w:themeShade="BF"/>
-      <w:sz w:val="24"/>
-      <w:szCs w:val="24"/>
-    </w:rPr>
-  </w:style>
-  <w:style w:type="character" w:customStyle="1" w:styleId="39">
-    <w:name w:val="标题 6 字符"/>
-    <w:basedOn w:val="22"/>
-    <w:link w:val="8"/>
-    <w:semiHidden/>
-    <w:qFormat/>
-    <w:uiPriority w:val="0"/>
-    <w:rPr>
-      <w:rFonts w:asciiTheme="minorHAnsi" w:hAnsiTheme="minorHAnsi" w:eastAsiaTheme="minorEastAsia" w:cstheme="majorBidi"/>
-      <w:b/>
-      <w:bCs/>
-      <w:color w:val="2E75B6" w:themeColor="accent1" w:themeShade="BF"/>
-      <w:sz w:val="21"/>
-    </w:rPr>
-  </w:style>
-  <w:style w:type="character" w:customStyle="1" w:styleId="40">
-    <w:name w:val="标题 7 字符"/>
-    <w:basedOn w:val="22"/>
-    <w:link w:val="9"/>
-    <w:semiHidden/>
-    <w:qFormat/>
-    <w:uiPriority w:val="0"/>
-    <w:rPr>
-      <w:rFonts w:asciiTheme="minorHAnsi" w:hAnsiTheme="minorHAnsi" w:eastAsiaTheme="minorEastAsia" w:cstheme="majorBidi"/>
+    <w:rPr>
+      <w:rFonts w:asciiTheme="minorHAnsi" w:eastAsiaTheme="minorEastAsia" w:hAnsiTheme="minorHAnsi" w:cstheme="majorBidi"/>
       <w:b/>
       <w:bCs/>
       <w:color w:val="595959" w:themeColor="text1" w:themeTint="A6"/>
       <w:sz w:val="21"/>
-      <w14:textFill>
-        <w14:solidFill>
-          <w14:schemeClr w14:val="tx1">
-            <w14:lumMod w14:val="65000"/>
-            <w14:lumOff w14:val="35000"/>
-          </w14:schemeClr>
-        </w14:solidFill>
-      </w14:textFill>
-    </w:rPr>
-  </w:style>
-  <w:style w:type="character" w:customStyle="1" w:styleId="41">
+    </w:rPr>
+  </w:style>
+  <w:style w:type="character" w:customStyle="1" w:styleId="80">
     <w:name w:val="标题 8 字符"/>
-    <w:basedOn w:val="22"/>
-    <w:link w:val="10"/>
+    <w:basedOn w:val="a1"/>
+    <w:link w:val="8"/>
     <w:semiHidden/>
     <w:qFormat/>
-    <w:uiPriority w:val="0"/>
-    <w:rPr>
-      <w:rFonts w:asciiTheme="minorHAnsi" w:hAnsiTheme="minorHAnsi" w:eastAsiaTheme="minorEastAsia" w:cstheme="majorBidi"/>
+    <w:rPr>
+      <w:rFonts w:asciiTheme="minorHAnsi" w:eastAsiaTheme="minorEastAsia" w:hAnsiTheme="minorHAnsi" w:cstheme="majorBidi"/>
       <w:color w:val="595959" w:themeColor="text1" w:themeTint="A6"/>
       <w:sz w:val="21"/>
-      <w14:textFill>
-        <w14:solidFill>
-          <w14:schemeClr w14:val="tx1">
-            <w14:lumMod w14:val="65000"/>
-            <w14:lumOff w14:val="35000"/>
-          </w14:schemeClr>
-        </w14:solidFill>
-      </w14:textFill>
-    </w:rPr>
-  </w:style>
-  <w:style w:type="character" w:customStyle="1" w:styleId="42">
+    </w:rPr>
+  </w:style>
+  <w:style w:type="character" w:customStyle="1" w:styleId="af1">
     <w:name w:val="标题 字符"/>
-    <w:basedOn w:val="22"/>
-    <w:link w:val="20"/>
-    <w:qFormat/>
-    <w:uiPriority w:val="0"/>
-    <w:rPr>
-      <w:rFonts w:asciiTheme="majorHAnsi" w:hAnsiTheme="majorHAnsi" w:eastAsiaTheme="majorEastAsia" w:cstheme="majorBidi"/>
+    <w:basedOn w:val="a1"/>
+    <w:link w:val="af0"/>
+    <w:qFormat/>
+    <w:rPr>
+      <w:rFonts w:asciiTheme="majorHAnsi" w:eastAsiaTheme="majorEastAsia" w:hAnsiTheme="majorHAnsi" w:cstheme="majorBidi"/>
       <w:spacing w:val="-10"/>
       <w:kern w:val="28"/>
       <w:sz w:val="56"/>
       <w:szCs w:val="56"/>
     </w:rPr>
   </w:style>
-  <w:style w:type="character" w:customStyle="1" w:styleId="43">
+  <w:style w:type="character" w:customStyle="1" w:styleId="af">
     <w:name w:val="副标题 字符"/>
-    <w:basedOn w:val="22"/>
-    <w:link w:val="19"/>
-    <w:qFormat/>
-    <w:uiPriority w:val="0"/>
-    <w:rPr>
-      <w:rFonts w:asciiTheme="majorHAnsi" w:hAnsiTheme="majorHAnsi" w:eastAsiaTheme="majorEastAsia" w:cstheme="majorBidi"/>
+    <w:basedOn w:val="a1"/>
+    <w:link w:val="ae"/>
+    <w:qFormat/>
+    <w:rPr>
+      <w:rFonts w:asciiTheme="majorHAnsi" w:eastAsiaTheme="majorEastAsia" w:hAnsiTheme="majorHAnsi" w:cstheme="majorBidi"/>
       <w:color w:val="595959" w:themeColor="text1" w:themeTint="A6"/>
       <w:spacing w:val="15"/>
       <w:sz w:val="28"/>
       <w:szCs w:val="28"/>
-      <w14:textFill>
-        <w14:solidFill>
-          <w14:schemeClr w14:val="tx1">
-            <w14:lumMod w14:val="65000"/>
-            <w14:lumOff w14:val="35000"/>
-          </w14:schemeClr>
-        </w14:solidFill>
-      </w14:textFill>
-    </w:rPr>
-  </w:style>
-  <w:style w:type="paragraph" w:styleId="44">
+    </w:rPr>
+  </w:style>
+  <w:style w:type="paragraph" w:styleId="af6">
     <w:name w:val="Quote"/>
-    <w:basedOn w:val="1"/>
-    <w:next w:val="1"/>
-    <w:link w:val="45"/>
-    <w:qFormat/>
+    <w:basedOn w:val="a"/>
+    <w:next w:val="a"/>
+    <w:link w:val="af7"/>
     <w:uiPriority w:val="29"/>
+    <w:qFormat/>
     <w:pPr>
       <w:spacing w:before="160" w:after="160"/>
       <w:jc w:val="center"/>
@@ -1426,60 +1924,44 @@
       <w:i/>
       <w:iCs/>
       <w:color w:val="404040" w:themeColor="text1" w:themeTint="BF"/>
-      <w14:textFill>
-        <w14:solidFill>
-          <w14:schemeClr w14:val="tx1">
-            <w14:lumMod w14:val="75000"/>
-            <w14:lumOff w14:val="25000"/>
-          </w14:schemeClr>
-        </w14:solidFill>
-      </w14:textFill>
-    </w:rPr>
-  </w:style>
-  <w:style w:type="character" w:customStyle="1" w:styleId="45">
+    </w:rPr>
+  </w:style>
+  <w:style w:type="character" w:customStyle="1" w:styleId="af7">
     <w:name w:val="引用 字符"/>
-    <w:basedOn w:val="22"/>
-    <w:link w:val="44"/>
-    <w:qFormat/>
+    <w:basedOn w:val="a1"/>
+    <w:link w:val="af6"/>
     <w:uiPriority w:val="29"/>
+    <w:qFormat/>
     <w:rPr>
       <w:rFonts w:ascii="Times New Roman" w:hAnsi="Times New Roman"/>
       <w:i/>
       <w:iCs/>
       <w:color w:val="404040" w:themeColor="text1" w:themeTint="BF"/>
       <w:sz w:val="21"/>
-      <w14:textFill>
-        <w14:solidFill>
-          <w14:schemeClr w14:val="tx1">
-            <w14:lumMod w14:val="75000"/>
-            <w14:lumOff w14:val="25000"/>
-          </w14:schemeClr>
-        </w14:solidFill>
-      </w14:textFill>
-    </w:rPr>
-  </w:style>
-  <w:style w:type="character" w:customStyle="1" w:styleId="46">
-    <w:name w:val="Intense Emphasis"/>
-    <w:basedOn w:val="22"/>
-    <w:qFormat/>
+    </w:rPr>
+  </w:style>
+  <w:style w:type="character" w:customStyle="1" w:styleId="11">
+    <w:name w:val="明显强调1"/>
+    <w:basedOn w:val="a1"/>
     <w:uiPriority w:val="21"/>
+    <w:qFormat/>
     <w:rPr>
       <w:i/>
       <w:iCs/>
-      <w:color w:val="2E75B6" w:themeColor="accent1" w:themeShade="BF"/>
-    </w:rPr>
-  </w:style>
-  <w:style w:type="paragraph" w:styleId="47">
+      <w:color w:val="2E74B5" w:themeColor="accent1" w:themeShade="BF"/>
+    </w:rPr>
+  </w:style>
+  <w:style w:type="paragraph" w:styleId="af8">
     <w:name w:val="Intense Quote"/>
-    <w:basedOn w:val="1"/>
-    <w:next w:val="1"/>
-    <w:link w:val="48"/>
-    <w:qFormat/>
+    <w:basedOn w:val="a"/>
+    <w:next w:val="a"/>
+    <w:link w:val="af9"/>
     <w:uiPriority w:val="30"/>
+    <w:qFormat/>
     <w:pPr>
       <w:pBdr>
-        <w:top w:val="single" w:color="2E75B5" w:themeColor="accent1" w:themeShade="BF" w:sz="4" w:space="10"/>
-        <w:bottom w:val="single" w:color="2E75B5" w:themeColor="accent1" w:themeShade="BF" w:sz="4" w:space="10"/>
+        <w:top w:val="single" w:sz="4" w:space="10" w:color="2E74B5" w:themeColor="accent1" w:themeShade="BF"/>
+        <w:bottom w:val="single" w:sz="4" w:space="10" w:color="2E74B5" w:themeColor="accent1" w:themeShade="BF"/>
       </w:pBdr>
       <w:spacing w:before="360" w:after="360"/>
       <w:ind w:left="864" w:right="864"/>
@@ -1488,33 +1970,33 @@
     <w:rPr>
       <w:i/>
       <w:iCs/>
-      <w:color w:val="2E75B6" w:themeColor="accent1" w:themeShade="BF"/>
-    </w:rPr>
-  </w:style>
-  <w:style w:type="character" w:customStyle="1" w:styleId="48">
+      <w:color w:val="2E74B5" w:themeColor="accent1" w:themeShade="BF"/>
+    </w:rPr>
+  </w:style>
+  <w:style w:type="character" w:customStyle="1" w:styleId="af9">
     <w:name w:val="明显引用 字符"/>
-    <w:basedOn w:val="22"/>
-    <w:link w:val="47"/>
-    <w:qFormat/>
+    <w:basedOn w:val="a1"/>
+    <w:link w:val="af8"/>
     <w:uiPriority w:val="30"/>
+    <w:qFormat/>
     <w:rPr>
       <w:rFonts w:ascii="Times New Roman" w:hAnsi="Times New Roman"/>
       <w:i/>
       <w:iCs/>
-      <w:color w:val="2E75B6" w:themeColor="accent1" w:themeShade="BF"/>
+      <w:color w:val="2E74B5" w:themeColor="accent1" w:themeShade="BF"/>
       <w:sz w:val="21"/>
     </w:rPr>
   </w:style>
-  <w:style w:type="character" w:customStyle="1" w:styleId="49">
-    <w:name w:val="Intense Reference"/>
-    <w:basedOn w:val="22"/>
-    <w:qFormat/>
+  <w:style w:type="character" w:customStyle="1" w:styleId="12">
+    <w:name w:val="明显参考1"/>
+    <w:basedOn w:val="a1"/>
     <w:uiPriority w:val="32"/>
+    <w:qFormat/>
     <w:rPr>
       <w:b/>
       <w:bCs/>
       <w:smallCaps/>
-      <w:color w:val="2E75B6" w:themeColor="accent1" w:themeShade="BF"/>
+      <w:color w:val="2E74B5" w:themeColor="accent1" w:themeShade="BF"/>
       <w:spacing w:val="5"/>
     </w:rPr>
   </w:style>
@@ -1773,5 +2255,6 @@
     </a:fmtScheme>
   </a:themeElements>
   <a:objectDefaults/>
+  <a:extraClrSchemeLst/>
 </a:theme>
 </file>